--- a/public/assets/files/niestacjonarne/PUI.docx
+++ b/public/assets/files/niestacjonarne/PUI.docx
@@ -523,6 +523,7 @@
                 <w:i w:val="0"/>
                 <w:sz w:val="22"/>
               </w:rPr>
+              <w:t>I</w:t>
             </w:r>
           </w:p>
         </w:tc>
@@ -560,6 +561,7 @@
                 <w:i w:val="0"/>
                 <w:sz w:val="22"/>
               </w:rPr>
+              <w:t>obieralny</w:t>
             </w:r>
           </w:p>
         </w:tc>

--- a/public/assets/files/niestacjonarne/PUI.docx
+++ b/public/assets/files/niestacjonarne/PUI.docx
@@ -681,12 +681,22 @@
         <w:tblW w:w="5000" w:type="pct"/>
       </w:tblPr>
       <w:tblGrid>
-        <w:gridCol w:w="9972"/>
+        <w:gridCol w:w="997"/>
+        <w:gridCol w:w="997"/>
+        <w:gridCol w:w="997"/>
+        <w:gridCol w:w="997"/>
+        <w:gridCol w:w="997"/>
+        <w:gridCol w:w="997"/>
+        <w:gridCol w:w="997"/>
+        <w:gridCol w:w="997"/>
+        <w:gridCol w:w="997"/>
+        <w:gridCol w:w="997"/>
       </w:tblGrid>
       <w:tr>
         <w:tc>
           <w:tcPr>
-            <w:tcW w:type="dxa" w:w="9972"/>
+            <w:tcW w:type="dxa" w:w="9970"/>
+            <w:gridSpan w:val="10"/>
             <w:shd w:val="clear" w:color="auto" w:fill="D9D9D9"/>
           </w:tcPr>
           <w:p>
@@ -705,31 +715,34 @@
           </w:p>
         </w:tc>
       </w:tr>
-    </w:tbl>
-    <w:tbl>
-      <w:tblPr>
-        <w:tblW w:type="auto" w:w="0"/>
-        <w:tblLook w:firstColumn="1" w:firstRow="1" w:lastColumn="0" w:lastRow="0" w:noHBand="0" w:noVBand="1" w:val="04A0"/>
-        <w:tblBorders>
-          <w:top w:val="single" w:sz="4" w:space="0" w:color="000000"/>
-          <w:left w:val="single" w:sz="4" w:space="0" w:color="000000"/>
-          <w:bottom w:val="single" w:sz="4" w:space="0" w:color="000000"/>
-          <w:right w:val="single" w:sz="4" w:space="0" w:color="000000"/>
-          <w:insideH w:val="single" w:sz="4" w:space="0" w:color="000000"/>
-          <w:insideV w:val="single" w:sz="4" w:space="0" w:color="000000"/>
-        </w:tblBorders>
-        <w:tblW w:w="5000" w:type="pct"/>
-      </w:tblPr>
-      <w:tblGrid>
-        <w:gridCol w:w="2493"/>
-        <w:gridCol w:w="2493"/>
-        <w:gridCol w:w="2493"/>
-        <w:gridCol w:w="2493"/>
-      </w:tblGrid>
       <w:tr>
         <w:tc>
           <w:tcPr>
-            <w:tcW w:type="dxa" w:w="2493"/>
+            <w:tcW w:type="dxa" w:w="9970"/>
+            <w:gridSpan w:val="10"/>
+            <w:shd w:val="clear" w:color="auto" w:fill="D9D9D9"/>
+          </w:tcPr>
+          <w:p>
+            <w:pPr>
+              <w:spacing w:before="20" w:after="20"/>
+            </w:pPr>
+            <w:r>
+              <w:rPr>
+                <w:rFonts w:ascii="Aptos" w:hAnsi="Aptos"/>
+                <w:b w:val="0"/>
+                <w:i w:val="0"/>
+                <w:sz w:val="16"/>
+              </w:rPr>
+              <w:t>Wymiar godzinowy (liczba godzin w semestrze)</w:t>
+            </w:r>
+          </w:p>
+        </w:tc>
+      </w:tr>
+      <w:tr>
+        <w:tc>
+          <w:tcPr>
+            <w:tcW w:type="dxa" w:w="1994"/>
+            <w:gridSpan w:val="2"/>
             <w:shd w:val="clear" w:color="auto" w:fill="D9D9D9"/>
           </w:tcPr>
           <w:p>
@@ -749,7 +762,8 @@
         </w:tc>
         <w:tc>
           <w:tcPr>
-            <w:tcW w:type="dxa" w:w="2493"/>
+            <w:tcW w:type="dxa" w:w="2991"/>
+            <w:gridSpan w:val="3"/>
             <w:shd w:val="clear" w:color="auto" w:fill="D9D9D9"/>
           </w:tcPr>
           <w:p>
@@ -769,7 +783,8 @@
         </w:tc>
         <w:tc>
           <w:tcPr>
-            <w:tcW w:type="dxa" w:w="2493"/>
+            <w:tcW w:type="dxa" w:w="2991"/>
+            <w:gridSpan w:val="3"/>
             <w:shd w:val="clear" w:color="auto" w:fill="D9D9D9"/>
           </w:tcPr>
           <w:p>
@@ -789,7 +804,8 @@
         </w:tc>
         <w:tc>
           <w:tcPr>
-            <w:tcW w:type="dxa" w:w="2493"/>
+            <w:tcW w:type="dxa" w:w="1994"/>
+            <w:gridSpan w:val="2"/>
             <w:shd w:val="clear" w:color="auto" w:fill="D9D9D9"/>
           </w:tcPr>
           <w:p>
@@ -811,7 +827,8 @@
       <w:tr>
         <w:tc>
           <w:tcPr>
-            <w:tcW w:type="dxa" w:w="2493"/>
+            <w:tcW w:type="dxa" w:w="1994"/>
+            <w:gridSpan w:val="2"/>
           </w:tcPr>
           <w:p>
             <w:pPr>
@@ -830,7 +847,8 @@
         </w:tc>
         <w:tc>
           <w:tcPr>
-            <w:tcW w:type="dxa" w:w="2493"/>
+            <w:tcW w:type="dxa" w:w="2991"/>
+            <w:gridSpan w:val="3"/>
           </w:tcPr>
           <w:p>
             <w:pPr>
@@ -849,7 +867,8 @@
         </w:tc>
         <w:tc>
           <w:tcPr>
-            <w:tcW w:type="dxa" w:w="2493"/>
+            <w:tcW w:type="dxa" w:w="2991"/>
+            <w:gridSpan w:val="3"/>
           </w:tcPr>
           <w:p>
             <w:pPr>
@@ -868,7 +887,8 @@
         </w:tc>
         <w:tc>
           <w:tcPr>
-            <w:tcW w:type="dxa" w:w="2493"/>
+            <w:tcW w:type="dxa" w:w="1994"/>
+            <w:gridSpan w:val="2"/>
           </w:tcPr>
           <w:p>
             <w:pPr>
@@ -886,30 +906,34 @@
           </w:p>
         </w:tc>
       </w:tr>
-    </w:tbl>
-    <w:tbl>
-      <w:tblPr>
-        <w:tblW w:type="auto" w:w="0"/>
-        <w:tblLook w:firstColumn="1" w:firstRow="1" w:lastColumn="0" w:lastRow="0" w:noHBand="0" w:noVBand="1" w:val="04A0"/>
-        <w:tblBorders>
-          <w:top w:val="single" w:sz="4" w:space="0" w:color="000000"/>
-          <w:left w:val="single" w:sz="4" w:space="0" w:color="000000"/>
-          <w:bottom w:val="single" w:sz="4" w:space="0" w:color="000000"/>
-          <w:right w:val="single" w:sz="4" w:space="0" w:color="000000"/>
-          <w:insideH w:val="single" w:sz="4" w:space="0" w:color="000000"/>
-          <w:insideV w:val="single" w:sz="4" w:space="0" w:color="000000"/>
-        </w:tblBorders>
-        <w:tblW w:w="5000" w:type="pct"/>
-      </w:tblPr>
-      <w:tblGrid>
-        <w:gridCol w:w="3324"/>
-        <w:gridCol w:w="3324"/>
-        <w:gridCol w:w="3324"/>
-      </w:tblGrid>
       <w:tr>
         <w:tc>
           <w:tcPr>
-            <w:tcW w:type="dxa" w:w="3324"/>
+            <w:tcW w:type="dxa" w:w="9970"/>
+            <w:gridSpan w:val="10"/>
+            <w:shd w:val="clear" w:color="auto" w:fill="D9D9D9"/>
+          </w:tcPr>
+          <w:p>
+            <w:pPr>
+              <w:spacing w:before="20" w:after="20"/>
+            </w:pPr>
+            <w:r>
+              <w:rPr>
+                <w:rFonts w:ascii="Aptos" w:hAnsi="Aptos"/>
+                <w:b/>
+                <w:i w:val="0"/>
+                <w:sz w:val="22"/>
+              </w:rPr>
+              <w:t>Bilans ECTS</w:t>
+            </w:r>
+          </w:p>
+        </w:tc>
+      </w:tr>
+      <w:tr>
+        <w:tc>
+          <w:tcPr>
+            <w:tcW w:type="dxa" w:w="4985"/>
+            <w:gridSpan w:val="5"/>
             <w:shd w:val="clear" w:color="auto" w:fill="D9D9D9"/>
           </w:tcPr>
           <w:p>
@@ -929,7 +953,8 @@
         </w:tc>
         <w:tc>
           <w:tcPr>
-            <w:tcW w:type="dxa" w:w="3324"/>
+            <w:tcW w:type="dxa" w:w="2991"/>
+            <w:gridSpan w:val="3"/>
             <w:shd w:val="clear" w:color="auto" w:fill="D9D9D9"/>
           </w:tcPr>
           <w:p>
@@ -949,7 +974,8 @@
         </w:tc>
         <w:tc>
           <w:tcPr>
-            <w:tcW w:type="dxa" w:w="3324"/>
+            <w:tcW w:type="dxa" w:w="1994"/>
+            <w:gridSpan w:val="2"/>
             <w:shd w:val="clear" w:color="auto" w:fill="D9D9D9"/>
           </w:tcPr>
           <w:p>
@@ -971,7 +997,8 @@
       <w:tr>
         <w:tc>
           <w:tcPr>
-            <w:tcW w:type="dxa" w:w="3324"/>
+            <w:tcW w:type="dxa" w:w="4985"/>
+            <w:gridSpan w:val="5"/>
           </w:tcPr>
           <w:p>
             <w:pPr>
@@ -990,7 +1017,8 @@
         </w:tc>
         <w:tc>
           <w:tcPr>
-            <w:tcW w:type="dxa" w:w="3324"/>
+            <w:tcW w:type="dxa" w:w="2991"/>
+            <w:gridSpan w:val="3"/>
           </w:tcPr>
           <w:p>
             <w:pPr>
@@ -1009,7 +1037,8 @@
         </w:tc>
         <w:tc>
           <w:tcPr>
-            <w:tcW w:type="dxa" w:w="3324"/>
+            <w:tcW w:type="dxa" w:w="1994"/>
+            <w:gridSpan w:val="2"/>
           </w:tcPr>
           <w:p>
             <w:pPr>
@@ -1030,7 +1059,8 @@
       <w:tr>
         <w:tc>
           <w:tcPr>
-            <w:tcW w:type="dxa" w:w="3324"/>
+            <w:tcW w:type="dxa" w:w="4985"/>
+            <w:gridSpan w:val="5"/>
           </w:tcPr>
           <w:p>
             <w:pPr>
@@ -1049,7 +1079,8 @@
         </w:tc>
         <w:tc>
           <w:tcPr>
-            <w:tcW w:type="dxa" w:w="3324"/>
+            <w:tcW w:type="dxa" w:w="2991"/>
+            <w:gridSpan w:val="3"/>
           </w:tcPr>
           <w:p>
             <w:pPr>
@@ -1068,7 +1099,8 @@
         </w:tc>
         <w:tc>
           <w:tcPr>
-            <w:tcW w:type="dxa" w:w="3324"/>
+            <w:tcW w:type="dxa" w:w="1994"/>
+            <w:gridSpan w:val="2"/>
           </w:tcPr>
           <w:p>
             <w:pPr>
@@ -1089,7 +1121,29 @@
       <w:tr>
         <w:tc>
           <w:tcPr>
-            <w:tcW w:type="dxa" w:w="3324"/>
+            <w:tcW w:type="dxa" w:w="4985"/>
+            <w:gridSpan w:val="5"/>
+            <w:shd w:val="clear" w:color="auto" w:fill="D9D9D9"/>
+          </w:tcPr>
+          <w:p>
+            <w:pPr>
+              <w:spacing w:before="20" w:after="20"/>
+            </w:pPr>
+            <w:r>
+              <w:rPr>
+                <w:rFonts w:ascii="Aptos" w:hAnsi="Aptos"/>
+                <w:b/>
+                <w:i w:val="0"/>
+                <w:sz w:val="16"/>
+              </w:rPr>
+              <w:t>Opis samodzielnej pracy studenta</w:t>
+            </w:r>
+          </w:p>
+        </w:tc>
+        <w:tc>
+          <w:tcPr>
+            <w:tcW w:type="dxa" w:w="4985"/>
+            <w:gridSpan w:val="5"/>
           </w:tcPr>
           <w:p>
             <w:pPr>
@@ -1102,45 +1156,6 @@
                 <w:i w:val="0"/>
                 <w:sz w:val="22"/>
               </w:rPr>
-              <w:t>Suma</w:t>
-            </w:r>
-          </w:p>
-        </w:tc>
-        <w:tc>
-          <w:tcPr>
-            <w:tcW w:type="dxa" w:w="3324"/>
-          </w:tcPr>
-          <w:p>
-            <w:pPr>
-              <w:spacing w:before="20" w:after="20"/>
-            </w:pPr>
-            <w:r>
-              <w:rPr>
-                <w:rFonts w:ascii="Aptos" w:hAnsi="Aptos"/>
-                <w:b w:val="0"/>
-                <w:i w:val="0"/>
-                <w:sz w:val="22"/>
-              </w:rPr>
-              <w:t>50</w:t>
-            </w:r>
-          </w:p>
-        </w:tc>
-        <w:tc>
-          <w:tcPr>
-            <w:tcW w:type="dxa" w:w="3324"/>
-          </w:tcPr>
-          <w:p>
-            <w:pPr>
-              <w:spacing w:before="20" w:after="20"/>
-            </w:pPr>
-            <w:r>
-              <w:rPr>
-                <w:rFonts w:ascii="Aptos" w:hAnsi="Aptos"/>
-                <w:b w:val="0"/>
-                <w:i w:val="0"/>
-                <w:sz w:val="22"/>
-              </w:rPr>
-              <w:t>2</w:t>
             </w:r>
           </w:p>
         </w:tc>
@@ -2418,14 +2433,14 @@
         <w:tblW w:w="5000" w:type="pct"/>
       </w:tblPr>
       <w:tblGrid>
-        <w:gridCol w:w="3324"/>
-        <w:gridCol w:w="3324"/>
-        <w:gridCol w:w="3324"/>
+        <w:gridCol w:w="680"/>
+        <w:gridCol w:w="4536"/>
+        <w:gridCol w:w="4252"/>
       </w:tblGrid>
       <w:tr>
         <w:tc>
           <w:tcPr>
-            <w:tcW w:type="dxa" w:w="9972"/>
+            <w:tcW w:type="dxa" w:w="9468"/>
             <w:gridSpan w:val="3"/>
             <w:shd w:val="clear" w:color="auto" w:fill="D9D9D9"/>
           </w:tcPr>
@@ -2448,7 +2463,7 @@
       <w:tr>
         <w:tc>
           <w:tcPr>
-            <w:tcW w:type="dxa" w:w="3324"/>
+            <w:tcW w:type="dxa" w:w="680"/>
             <w:shd w:val="clear" w:color="auto" w:fill="D9D9D9"/>
           </w:tcPr>
           <w:p>
@@ -2468,7 +2483,7 @@
         </w:tc>
         <w:tc>
           <w:tcPr>
-            <w:tcW w:type="dxa" w:w="3324"/>
+            <w:tcW w:type="dxa" w:w="4536"/>
             <w:shd w:val="clear" w:color="auto" w:fill="D9D9D9"/>
           </w:tcPr>
           <w:p>
@@ -2488,7 +2503,7 @@
         </w:tc>
         <w:tc>
           <w:tcPr>
-            <w:tcW w:type="dxa" w:w="3324"/>
+            <w:tcW w:type="dxa" w:w="4252"/>
             <w:shd w:val="clear" w:color="auto" w:fill="D9D9D9"/>
           </w:tcPr>
           <w:p>
@@ -2510,7 +2525,7 @@
       <w:tr>
         <w:tc>
           <w:tcPr>
-            <w:tcW w:type="dxa" w:w="3324"/>
+            <w:tcW w:type="dxa" w:w="680"/>
           </w:tcPr>
           <w:p>
             <w:pPr>
@@ -2529,7 +2544,7 @@
         </w:tc>
         <w:tc>
           <w:tcPr>
-            <w:tcW w:type="dxa" w:w="3324"/>
+            <w:tcW w:type="dxa" w:w="4536"/>
           </w:tcPr>
           <w:p>
             <w:pPr>
@@ -2548,7 +2563,7 @@
         </w:tc>
         <w:tc>
           <w:tcPr>
-            <w:tcW w:type="dxa" w:w="3324"/>
+            <w:tcW w:type="dxa" w:w="4252"/>
           </w:tcPr>
           <w:p>
             <w:pPr>
@@ -2568,7 +2583,7 @@
       <w:tr>
         <w:tc>
           <w:tcPr>
-            <w:tcW w:type="dxa" w:w="3324"/>
+            <w:tcW w:type="dxa" w:w="680"/>
           </w:tcPr>
           <w:p>
             <w:pPr>
@@ -2587,7 +2602,7 @@
         </w:tc>
         <w:tc>
           <w:tcPr>
-            <w:tcW w:type="dxa" w:w="3324"/>
+            <w:tcW w:type="dxa" w:w="4536"/>
           </w:tcPr>
           <w:p>
             <w:pPr>
@@ -2606,7 +2621,7 @@
         </w:tc>
         <w:tc>
           <w:tcPr>
-            <w:tcW w:type="dxa" w:w="3324"/>
+            <w:tcW w:type="dxa" w:w="4252"/>
           </w:tcPr>
           <w:p>
             <w:pPr>
@@ -2626,7 +2641,7 @@
       <w:tr>
         <w:tc>
           <w:tcPr>
-            <w:tcW w:type="dxa" w:w="3324"/>
+            <w:tcW w:type="dxa" w:w="680"/>
           </w:tcPr>
           <w:p>
             <w:pPr>
@@ -2645,7 +2660,7 @@
         </w:tc>
         <w:tc>
           <w:tcPr>
-            <w:tcW w:type="dxa" w:w="3324"/>
+            <w:tcW w:type="dxa" w:w="4536"/>
           </w:tcPr>
           <w:p>
             <w:pPr>
@@ -2664,7 +2679,7 @@
         </w:tc>
         <w:tc>
           <w:tcPr>
-            <w:tcW w:type="dxa" w:w="3324"/>
+            <w:tcW w:type="dxa" w:w="4252"/>
           </w:tcPr>
           <w:p>
             <w:pPr>
@@ -2684,7 +2699,7 @@
       <w:tr>
         <w:tc>
           <w:tcPr>
-            <w:tcW w:type="dxa" w:w="3324"/>
+            <w:tcW w:type="dxa" w:w="680"/>
           </w:tcPr>
           <w:p>
             <w:pPr>
@@ -2703,7 +2718,7 @@
         </w:tc>
         <w:tc>
           <w:tcPr>
-            <w:tcW w:type="dxa" w:w="3324"/>
+            <w:tcW w:type="dxa" w:w="4536"/>
           </w:tcPr>
           <w:p>
             <w:pPr>
@@ -2722,7 +2737,7 @@
         </w:tc>
         <w:tc>
           <w:tcPr>
-            <w:tcW w:type="dxa" w:w="3324"/>
+            <w:tcW w:type="dxa" w:w="4252"/>
           </w:tcPr>
           <w:p>
             <w:pPr>
@@ -2742,7 +2757,7 @@
       <w:tr>
         <w:tc>
           <w:tcPr>
-            <w:tcW w:type="dxa" w:w="3324"/>
+            <w:tcW w:type="dxa" w:w="680"/>
           </w:tcPr>
           <w:p>
             <w:pPr>
@@ -2761,7 +2776,7 @@
         </w:tc>
         <w:tc>
           <w:tcPr>
-            <w:tcW w:type="dxa" w:w="3324"/>
+            <w:tcW w:type="dxa" w:w="4536"/>
           </w:tcPr>
           <w:p>
             <w:pPr>
@@ -2780,7 +2795,7 @@
         </w:tc>
         <w:tc>
           <w:tcPr>
-            <w:tcW w:type="dxa" w:w="3324"/>
+            <w:tcW w:type="dxa" w:w="4252"/>
           </w:tcPr>
           <w:p>
             <w:pPr>
@@ -2800,7 +2815,7 @@
       <w:tr>
         <w:tc>
           <w:tcPr>
-            <w:tcW w:type="dxa" w:w="3324"/>
+            <w:tcW w:type="dxa" w:w="680"/>
           </w:tcPr>
           <w:p>
             <w:pPr>
@@ -2819,7 +2834,7 @@
         </w:tc>
         <w:tc>
           <w:tcPr>
-            <w:tcW w:type="dxa" w:w="3324"/>
+            <w:tcW w:type="dxa" w:w="4536"/>
           </w:tcPr>
           <w:p>
             <w:pPr>
@@ -2838,7 +2853,7 @@
         </w:tc>
         <w:tc>
           <w:tcPr>
-            <w:tcW w:type="dxa" w:w="3324"/>
+            <w:tcW w:type="dxa" w:w="4252"/>
           </w:tcPr>
           <w:p>
             <w:pPr>
@@ -2858,7 +2873,7 @@
       <w:tr>
         <w:tc>
           <w:tcPr>
-            <w:tcW w:type="dxa" w:w="3324"/>
+            <w:tcW w:type="dxa" w:w="680"/>
           </w:tcPr>
           <w:p>
             <w:pPr>
@@ -2877,7 +2892,7 @@
         </w:tc>
         <w:tc>
           <w:tcPr>
-            <w:tcW w:type="dxa" w:w="3324"/>
+            <w:tcW w:type="dxa" w:w="4536"/>
           </w:tcPr>
           <w:p>
             <w:pPr>
@@ -2896,7 +2911,7 @@
         </w:tc>
         <w:tc>
           <w:tcPr>
-            <w:tcW w:type="dxa" w:w="3324"/>
+            <w:tcW w:type="dxa" w:w="4252"/>
           </w:tcPr>
           <w:p>
             <w:pPr>
@@ -2916,7 +2931,7 @@
       <w:tr>
         <w:tc>
           <w:tcPr>
-            <w:tcW w:type="dxa" w:w="3324"/>
+            <w:tcW w:type="dxa" w:w="680"/>
           </w:tcPr>
           <w:p>
             <w:pPr>
@@ -2935,7 +2950,7 @@
         </w:tc>
         <w:tc>
           <w:tcPr>
-            <w:tcW w:type="dxa" w:w="3324"/>
+            <w:tcW w:type="dxa" w:w="4536"/>
           </w:tcPr>
           <w:p>
             <w:pPr>
@@ -2954,7 +2969,7 @@
         </w:tc>
         <w:tc>
           <w:tcPr>
-            <w:tcW w:type="dxa" w:w="3324"/>
+            <w:tcW w:type="dxa" w:w="4252"/>
           </w:tcPr>
           <w:p>
             <w:pPr>
@@ -2974,7 +2989,7 @@
       <w:tr>
         <w:tc>
           <w:tcPr>
-            <w:tcW w:type="dxa" w:w="3324"/>
+            <w:tcW w:type="dxa" w:w="680"/>
           </w:tcPr>
           <w:p>
             <w:pPr>
@@ -2993,7 +3008,7 @@
         </w:tc>
         <w:tc>
           <w:tcPr>
-            <w:tcW w:type="dxa" w:w="3324"/>
+            <w:tcW w:type="dxa" w:w="4536"/>
           </w:tcPr>
           <w:p>
             <w:pPr>
@@ -3012,7 +3027,7 @@
         </w:tc>
         <w:tc>
           <w:tcPr>
-            <w:tcW w:type="dxa" w:w="3324"/>
+            <w:tcW w:type="dxa" w:w="4252"/>
           </w:tcPr>
           <w:p>
             <w:pPr>
@@ -3813,6 +3828,7 @@
                 <w:i w:val="0"/>
                 <w:sz w:val="22"/>
               </w:rPr>
+              <w:t>wykład problemowy (klasyczny, sytuacyjny); burza mózgów; stolik ekspercki (praca zespołowa nad; rozwiązaniem problemów: prezentacja wraz z omówieniem); studium przypadków; Ćwiczenia / Laboratorium/Lektorat:; nie dotyczy; Ćwiczenia/Laboratorium/Projekt/Lektorat/Seminarium; Nie dotyczy; Kryteria oceny; Ćwiczenia/Laboratorium/Projekt/Lektorat; Nie dotyczy; Ocena aktywności podczas konwersatorium. Podstawą; oceny jest aktywność w trakcie konwersatorium, która; decyduje o ocenie.; Poniżej 50% - ndst; Od 50% - dst; Od 60% - dst+; Od 70% - db; Od 80% - db+; Od 90% - bdb; Osoby, które chcą uzupełnić; brakujące punkty (np. z powodu nieobecności na; wykładzie), wykonują zadane przez Prowadzącego; zadania odnoszące się do treści wykładu</w:t>
             </w:r>
           </w:p>
         </w:tc>
@@ -3870,6 +3886,7 @@
                 <w:i w:val="0"/>
                 <w:sz w:val="22"/>
               </w:rPr>
+              <w:t>wykład problemowy (klasyczny, sytuacyjny); burza mózgów; stolik ekspercki (praca zespołowa nad; rozwiązaniem problemów: prezentacja wraz z omówieniem); studium przypadków; Ćwiczenia / Laboratorium/Lektorat:; nie dotyczy; Ćwiczenia/Laboratorium/Projekt/Lektorat/Seminarium; Nie dotyczy; Kryteria oceny; Ćwiczenia/Laboratorium/Projekt/Lektorat; Nie dotyczy; Ocena aktywności podczas konwersatorium. Podstawą; oceny jest aktywność w trakcie konwersatorium, która; decyduje o ocenie.; Poniżej 50% - ndst; Od 50% - dst; Od 60% - dst+; Od 70% - db; Od 80% - db+; Od 90% - bdb; Osoby, które chcą uzupełnić; brakujące punkty (np. z powodu nieobecności na; wykładzie), wykonują zadane przez Prowadzącego; zadania odnoszące się do treści wykładu</w:t>
             </w:r>
           </w:p>
         </w:tc>
@@ -3927,6 +3944,7 @@
                 <w:i w:val="0"/>
                 <w:sz w:val="22"/>
               </w:rPr>
+              <w:t>wykład problemowy (klasyczny, sytuacyjny); burza mózgów; stolik ekspercki (praca zespołowa nad; rozwiązaniem problemów: prezentacja wraz z omówieniem); studium przypadków; Ćwiczenia / Laboratorium/Lektorat:; nie dotyczy; Ćwiczenia/Laboratorium/Projekt/Lektorat/Seminarium; Nie dotyczy; Kryteria oceny; Ćwiczenia/Laboratorium/Projekt/Lektorat; Nie dotyczy; Ocena aktywności podczas konwersatorium. Podstawą; oceny jest aktywność w trakcie konwersatorium, która; decyduje o ocenie.; Poniżej 50% - ndst; Od 50% - dst; Od 60% - dst+; Od 70% - db; Od 80% - db+; Od 90% - bdb; Osoby, które chcą uzupełnić; brakujące punkty (np. z powodu nieobecności na; wykładzie), wykonują zadane przez Prowadzącego; zadania odnoszące się do treści wykładu</w:t>
             </w:r>
           </w:p>
         </w:tc>
@@ -3984,6 +4002,7 @@
                 <w:i w:val="0"/>
                 <w:sz w:val="22"/>
               </w:rPr>
+              <w:t>wykład problemowy (klasyczny, sytuacyjny); burza mózgów; stolik ekspercki (praca zespołowa nad; rozwiązaniem problemów: prezentacja wraz z omówieniem); studium przypadków; Ćwiczenia / Laboratorium/Lektorat:; nie dotyczy; Ćwiczenia/Laboratorium/Projekt/Lektorat/Seminarium; Nie dotyczy; Kryteria oceny; Ćwiczenia/Laboratorium/Projekt/Lektorat; Nie dotyczy; Ocena aktywności podczas konwersatorium. Podstawą; oceny jest aktywność w trakcie konwersatorium, która; decyduje o ocenie.; Poniżej 50% - ndst; Od 50% - dst; Od 60% - dst+; Od 70% - db; Od 80% - db+; Od 90% - bdb; Osoby, które chcą uzupełnić; brakujące punkty (np. z powodu nieobecności na; wykładzie), wykonują zadane przez Prowadzącego; zadania odnoszące się do treści wykładu</w:t>
             </w:r>
           </w:p>
         </w:tc>
@@ -4041,6 +4060,7 @@
                 <w:i w:val="0"/>
                 <w:sz w:val="22"/>
               </w:rPr>
+              <w:t>wykład problemowy (klasyczny, sytuacyjny); burza mózgów; stolik ekspercki (praca zespołowa nad; rozwiązaniem problemów: prezentacja wraz z omówieniem); studium przypadków; Ćwiczenia / Laboratorium/Lektorat:; nie dotyczy; Ćwiczenia/Laboratorium/Projekt/Lektorat/Seminarium; Nie dotyczy; Kryteria oceny; Ćwiczenia/Laboratorium/Projekt/Lektorat; Nie dotyczy; Ocena aktywności podczas konwersatorium. Podstawą; oceny jest aktywność w trakcie konwersatorium, która; decyduje o ocenie.; Poniżej 50% - ndst; Od 50% - dst; Od 60% - dst+; Od 70% - db; Od 80% - db+; Od 90% - bdb; Osoby, które chcą uzupełnić; brakujące punkty (np. z powodu nieobecności na; wykładzie), wykonują zadane przez Prowadzącego; zadania odnoszące się do treści wykładu</w:t>
             </w:r>
           </w:p>
         </w:tc>
@@ -4098,6 +4118,7 @@
                 <w:i w:val="0"/>
                 <w:sz w:val="22"/>
               </w:rPr>
+              <w:t>wykład problemowy (klasyczny, sytuacyjny); burza mózgów; stolik ekspercki (praca zespołowa nad; rozwiązaniem problemów: prezentacja wraz z omówieniem); studium przypadków; Ćwiczenia / Laboratorium/Lektorat:; nie dotyczy; Ćwiczenia/Laboratorium/Projekt/Lektorat/Seminarium; Nie dotyczy; Kryteria oceny; Ćwiczenia/Laboratorium/Projekt/Lektorat; Nie dotyczy; Ocena aktywności podczas konwersatorium. Podstawą; oceny jest aktywność w trakcie konwersatorium, która; decyduje o ocenie.; Poniżej 50% - ndst; Od 50% - dst; Od 60% - dst+; Od 70% - db; Od 80% - db+; Od 90% - bdb; Osoby, które chcą uzupełnić; brakujące punkty (np. z powodu nieobecności na; wykładzie), wykonują zadane przez Prowadzącego; zadania odnoszące się do treści wykładu</w:t>
             </w:r>
           </w:p>
         </w:tc>
@@ -4155,6 +4176,7 @@
                 <w:i w:val="0"/>
                 <w:sz w:val="22"/>
               </w:rPr>
+              <w:t>wykład problemowy (klasyczny, sytuacyjny); burza mózgów; stolik ekspercki (praca zespołowa nad; rozwiązaniem problemów: prezentacja wraz z omówieniem); studium przypadków; Ćwiczenia / Laboratorium/Lektorat:; nie dotyczy; Ćwiczenia/Laboratorium/Projekt/Lektorat/Seminarium; Nie dotyczy; Kryteria oceny; Ćwiczenia/Laboratorium/Projekt/Lektorat; Nie dotyczy; Ocena aktywności podczas konwersatorium. Podstawą; oceny jest aktywność w trakcie konwersatorium, która; decyduje o ocenie.; Poniżej 50% - ndst; Od 50% - dst; Od 60% - dst+; Od 70% - db; Od 80% - db+; Od 90% - bdb; Osoby, które chcą uzupełnić; brakujące punkty (np. z powodu nieobecności na; wykładzie), wykonują zadane przez Prowadzącego; zadania odnoszące się do treści wykładu</w:t>
             </w:r>
           </w:p>
         </w:tc>
@@ -4317,6 +4339,7 @@
                 <w:i w:val="0"/>
                 <w:sz w:val="22"/>
               </w:rPr>
+              <w:t>wykład problemowy (klasyczny, sytuacyjny); burza mózgów; stolik ekspercki (praca zespołowa nad; rozwiązaniem problemów: prezentacja wraz z omówieniem); studium przypadków; Ćwiczenia / Laboratorium/Lektorat:; nie dotyczy; Ćwiczenia/Laboratorium/Projekt/Lektorat/Seminarium; Nie dotyczy; Kryteria oceny; Ćwiczenia/Laboratorium/Projekt/Lektorat; Nie dotyczy; Ocena aktywności podczas konwersatorium. Podstawą; oceny jest aktywność w trakcie konwersatorium, która; decyduje o ocenie.; Poniżej 50% - ndst; Od 50% - dst; Od 60% - dst+; Od 70% - db; Od 80% - db+; Od 90% - bdb; Osoby, które chcą uzupełnić; brakujące punkty (np. z powodu nieobecności na; wykładzie), wykonują zadane przez Prowadzącego; zadania odnoszące się do treści wykładu</w:t>
             </w:r>
           </w:p>
         </w:tc>
@@ -4374,6 +4397,7 @@
                 <w:i w:val="0"/>
                 <w:sz w:val="22"/>
               </w:rPr>
+              <w:t>wykład problemowy (klasyczny, sytuacyjny); burza mózgów; stolik ekspercki (praca zespołowa nad; rozwiązaniem problemów: prezentacja wraz z omówieniem); studium przypadków; Ćwiczenia / Laboratorium/Lektorat:; nie dotyczy; Ćwiczenia/Laboratorium/Projekt/Lektorat/Seminarium; Nie dotyczy; Kryteria oceny; Ćwiczenia/Laboratorium/Projekt/Lektorat; Nie dotyczy; Ocena aktywności podczas konwersatorium. Podstawą; oceny jest aktywność w trakcie konwersatorium, która; decyduje o ocenie.; Poniżej 50% - ndst; Od 50% - dst; Od 60% - dst+; Od 70% - db; Od 80% - db+; Od 90% - bdb; Osoby, które chcą uzupełnić; brakujące punkty (np. z powodu nieobecności na; wykładzie), wykonują zadane przez Prowadzącego; zadania odnoszące się do treści wykładu</w:t>
             </w:r>
           </w:p>
         </w:tc>
@@ -4431,6 +4455,7 @@
                 <w:i w:val="0"/>
                 <w:sz w:val="22"/>
               </w:rPr>
+              <w:t>wykład problemowy (klasyczny, sytuacyjny); burza mózgów; stolik ekspercki (praca zespołowa nad; rozwiązaniem problemów: prezentacja wraz z omówieniem); studium przypadków; Ćwiczenia / Laboratorium/Lektorat:; nie dotyczy; Ćwiczenia/Laboratorium/Projekt/Lektorat/Seminarium; Nie dotyczy; Kryteria oceny; Ćwiczenia/Laboratorium/Projekt/Lektorat; Nie dotyczy; Ocena aktywności podczas konwersatorium. Podstawą; oceny jest aktywność w trakcie konwersatorium, która; decyduje o ocenie.; Poniżej 50% - ndst; Od 50% - dst; Od 60% - dst+; Od 70% - db; Od 80% - db+; Od 90% - bdb; Osoby, które chcą uzupełnić; brakujące punkty (np. z powodu nieobecności na; wykładzie), wykonują zadane przez Prowadzącego; zadania odnoszące się do treści wykładu</w:t>
             </w:r>
           </w:p>
         </w:tc>
@@ -4593,6 +4618,7 @@
                 <w:i w:val="0"/>
                 <w:sz w:val="22"/>
               </w:rPr>
+              <w:t>wykład problemowy (klasyczny, sytuacyjny); burza mózgów; stolik ekspercki (praca zespołowa nad; rozwiązaniem problemów: prezentacja wraz z omówieniem); studium przypadków; Ćwiczenia / Laboratorium/Lektorat:; nie dotyczy; Ćwiczenia/Laboratorium/Projekt/Lektorat/Seminarium; Nie dotyczy; Kryteria oceny; Ćwiczenia/Laboratorium/Projekt/Lektorat; Nie dotyczy; Ocena aktywności podczas konwersatorium. Podstawą; oceny jest aktywność w trakcie konwersatorium, która; decyduje o ocenie.; Poniżej 50% - ndst; Od 50% - dst; Od 60% - dst+; Od 70% - db; Od 80% - db+; Od 90% - bdb; Osoby, które chcą uzupełnić; brakujące punkty (np. z powodu nieobecności na; wykładzie), wykonują zadane przez Prowadzącego; zadania odnoszące się do treści wykładu</w:t>
             </w:r>
           </w:p>
         </w:tc>
@@ -4650,6 +4676,7 @@
                 <w:i w:val="0"/>
                 <w:sz w:val="22"/>
               </w:rPr>
+              <w:t>wykład problemowy (klasyczny, sytuacyjny); burza mózgów; stolik ekspercki (praca zespołowa nad; rozwiązaniem problemów: prezentacja wraz z omówieniem); studium przypadków; Ćwiczenia / Laboratorium/Lektorat:; nie dotyczy; Ćwiczenia/Laboratorium/Projekt/Lektorat/Seminarium; Nie dotyczy; Kryteria oceny; Ćwiczenia/Laboratorium/Projekt/Lektorat; Nie dotyczy; Ocena aktywności podczas konwersatorium. Podstawą; oceny jest aktywność w trakcie konwersatorium, która; decyduje o ocenie.; Poniżej 50% - ndst; Od 50% - dst; Od 60% - dst+; Od 70% - db; Od 80% - db+; Od 90% - bdb; Osoby, które chcą uzupełnić; brakujące punkty (np. z powodu nieobecności na; wykładzie), wykonują zadane przez Prowadzącego; zadania odnoszące się do treści wykładu</w:t>
             </w:r>
           </w:p>
         </w:tc>
@@ -4707,6 +4734,7 @@
                 <w:i w:val="0"/>
                 <w:sz w:val="22"/>
               </w:rPr>
+              <w:t>wykład problemowy (klasyczny, sytuacyjny); burza mózgów; stolik ekspercki (praca zespołowa nad; rozwiązaniem problemów: prezentacja wraz z omówieniem); studium przypadków; Ćwiczenia / Laboratorium/Lektorat:; nie dotyczy; Ćwiczenia/Laboratorium/Projekt/Lektorat/Seminarium; Nie dotyczy; Kryteria oceny; Ćwiczenia/Laboratorium/Projekt/Lektorat; Nie dotyczy; Ocena aktywności podczas konwersatorium. Podstawą; oceny jest aktywność w trakcie konwersatorium, która; decyduje o ocenie.; Poniżej 50% - ndst; Od 50% - dst; Od 60% - dst+; Od 70% - db; Od 80% - db+; Od 90% - bdb; Osoby, które chcą uzupełnić; brakujące punkty (np. z powodu nieobecności na; wykładzie), wykonują zadane przez Prowadzącego; zadania odnoszące się do treści wykładu</w:t>
             </w:r>
           </w:p>
         </w:tc>
@@ -4764,6 +4792,7 @@
                 <w:i w:val="0"/>
                 <w:sz w:val="22"/>
               </w:rPr>
+              <w:t>wykład problemowy (klasyczny, sytuacyjny); burza mózgów; stolik ekspercki (praca zespołowa nad; rozwiązaniem problemów: prezentacja wraz z omówieniem); studium przypadków; Ćwiczenia / Laboratorium/Lektorat:; nie dotyczy; Ćwiczenia/Laboratorium/Projekt/Lektorat/Seminarium; Nie dotyczy; Kryteria oceny; Ćwiczenia/Laboratorium/Projekt/Lektorat; Nie dotyczy; Ocena aktywności podczas konwersatorium. Podstawą; oceny jest aktywność w trakcie konwersatorium, która; decyduje o ocenie.; Poniżej 50% - ndst; Od 50% - dst; Od 60% - dst+; Od 70% - db; Od 80% - db+; Od 90% - bdb; Osoby, które chcą uzupełnić; brakujące punkty (np. z powodu nieobecności na; wykładzie), wykonują zadane przez Prowadzącego; zadania odnoszące się do treści wykładu</w:t>
             </w:r>
           </w:p>
         </w:tc>
@@ -4869,62 +4898,6 @@
                 <w:sz w:val="16"/>
               </w:rPr>
               <w:t>Wyposażenie specjalistyczne konieczne do realizacji przedmiotu</w:t>
-            </w:r>
-          </w:p>
-        </w:tc>
-      </w:tr>
-      <w:tr>
-        <w:tc>
-          <w:tcPr>
-            <w:tcW w:type="dxa" w:w="3324"/>
-          </w:tcPr>
-          <w:p>
-            <w:pPr>
-              <w:spacing w:before="20" w:after="20"/>
-            </w:pPr>
-            <w:r>
-              <w:rPr>
-                <w:rFonts w:ascii="Aptos" w:hAnsi="Aptos"/>
-                <w:b w:val="0"/>
-                <w:i w:val="0"/>
-                <w:sz w:val="22"/>
-              </w:rPr>
-            </w:r>
-          </w:p>
-        </w:tc>
-        <w:tc>
-          <w:tcPr>
-            <w:tcW w:type="dxa" w:w="3324"/>
-          </w:tcPr>
-          <w:p>
-            <w:pPr>
-              <w:spacing w:before="20" w:after="20"/>
-            </w:pPr>
-            <w:r>
-              <w:rPr>
-                <w:rFonts w:ascii="Aptos" w:hAnsi="Aptos"/>
-                <w:b w:val="0"/>
-                <w:i w:val="0"/>
-                <w:sz w:val="22"/>
-              </w:rPr>
-            </w:r>
-          </w:p>
-        </w:tc>
-        <w:tc>
-          <w:tcPr>
-            <w:tcW w:type="dxa" w:w="3324"/>
-          </w:tcPr>
-          <w:p>
-            <w:pPr>
-              <w:spacing w:before="20" w:after="20"/>
-            </w:pPr>
-            <w:r>
-              <w:rPr>
-                <w:rFonts w:ascii="Aptos" w:hAnsi="Aptos"/>
-                <w:b w:val="0"/>
-                <w:i w:val="0"/>
-                <w:sz w:val="22"/>
-              </w:rPr>
             </w:r>
           </w:p>
         </w:tc>

--- a/public/assets/files/niestacjonarne/PUI.docx
+++ b/public/assets/files/niestacjonarne/PUI.docx
@@ -1156,6 +1156,7 @@
                 <w:i w:val="0"/>
                 <w:sz w:val="22"/>
               </w:rPr>
+              <w:t>Lektura wskazanych materiałów z psychologii i komunikacji interpersonalnej; refleksja nad własnymi kompetencjami inżynierskimi; przygotowanie do aktywnego uczestnictwa w konwersatoriach.</w:t>
             </w:r>
           </w:p>
         </w:tc>
@@ -1266,7 +1267,45 @@
           <w:tcPr>
             <w:tcW w:type="dxa" w:w="9972"/>
           </w:tcPr>
-          <w:p/>
+          <w:p>
+            <w:pPr>
+              <w:spacing w:before="20" w:after="20"/>
+            </w:pPr>
+            <w:r>
+              <w:rPr>
+                <w:rFonts w:ascii="Aptos" w:hAnsi="Aptos"/>
+                <w:b/>
+                <w:sz w:val="22"/>
+              </w:rPr>
+              <w:t>Wykład:</w:t>
+            </w:r>
+          </w:p>
+          <w:p>
+            <w:pPr>
+              <w:spacing w:before="20" w:after="20"/>
+            </w:pPr>
+            <w:r>
+              <w:rPr>
+                <w:rFonts w:ascii="Aptos" w:hAnsi="Aptos"/>
+                <w:b w:val="0"/>
+                <w:sz w:val="22"/>
+              </w:rPr>
+              <w:t>• wykład konwersatoryjny (z elementami dyskusji)</w:t>
+            </w:r>
+          </w:p>
+          <w:p>
+            <w:pPr>
+              <w:spacing w:before="20" w:after="20"/>
+            </w:pPr>
+            <w:r>
+              <w:rPr>
+                <w:rFonts w:ascii="Aptos" w:hAnsi="Aptos"/>
+                <w:b w:val="0"/>
+                <w:sz w:val="22"/>
+              </w:rPr>
+              <w:t>• warsztaty</w:t>
+            </w:r>
+          </w:p>
         </w:tc>
       </w:tr>
     </w:tbl>
@@ -1517,295 +1556,7 @@
                 <w:rFonts w:ascii="Aptos" w:hAnsi="Aptos"/>
                 <w:sz w:val="22"/>
               </w:rPr>
-              <w:t>1. wykład problemowy (klasyczny, sytuacyjny)</w:t>
-            </w:r>
-          </w:p>
-          <w:p>
-            <w:pPr>
-              <w:spacing w:before="20" w:after="20"/>
-            </w:pPr>
-            <w:r>
-              <w:rPr>
-                <w:rFonts w:ascii="Aptos" w:hAnsi="Aptos"/>
-                <w:sz w:val="22"/>
-              </w:rPr>
-              <w:t>2. burza mózgów</w:t>
-            </w:r>
-          </w:p>
-          <w:p>
-            <w:pPr>
-              <w:spacing w:before="20" w:after="20"/>
-            </w:pPr>
-            <w:r>
-              <w:rPr>
-                <w:rFonts w:ascii="Aptos" w:hAnsi="Aptos"/>
-                <w:sz w:val="22"/>
-              </w:rPr>
-              <w:t>3. stolik ekspercki (praca zespołowa nad</w:t>
-            </w:r>
-          </w:p>
-          <w:p>
-            <w:pPr>
-              <w:spacing w:before="20" w:after="20"/>
-            </w:pPr>
-            <w:r>
-              <w:rPr>
-                <w:rFonts w:ascii="Aptos" w:hAnsi="Aptos"/>
-                <w:sz w:val="22"/>
-              </w:rPr>
-              <w:t>4. rozwiązaniem problemów: prezentacja wraz z omówieniem)</w:t>
-            </w:r>
-          </w:p>
-          <w:p>
-            <w:pPr>
-              <w:spacing w:before="20" w:after="20"/>
-            </w:pPr>
-            <w:r>
-              <w:rPr>
-                <w:rFonts w:ascii="Aptos" w:hAnsi="Aptos"/>
-                <w:sz w:val="22"/>
-              </w:rPr>
-              <w:t>5. studium przypadków</w:t>
-            </w:r>
-          </w:p>
-          <w:p>
-            <w:pPr>
-              <w:spacing w:before="20" w:after="20"/>
-            </w:pPr>
-            <w:r>
-              <w:rPr>
-                <w:rFonts w:ascii="Aptos" w:hAnsi="Aptos"/>
-                <w:sz w:val="22"/>
-              </w:rPr>
-              <w:t>6. Ćwiczenia / Laboratorium/Lektorat:</w:t>
-            </w:r>
-          </w:p>
-          <w:p>
-            <w:pPr>
-              <w:spacing w:before="20" w:after="20"/>
-            </w:pPr>
-            <w:r>
-              <w:rPr>
-                <w:rFonts w:ascii="Aptos" w:hAnsi="Aptos"/>
-                <w:sz w:val="22"/>
-              </w:rPr>
-              <w:t>7. nie dotyczy</w:t>
-            </w:r>
-          </w:p>
-          <w:p>
-            <w:pPr>
-              <w:spacing w:before="20" w:after="20"/>
-            </w:pPr>
-            <w:r>
-              <w:rPr>
-                <w:rFonts w:ascii="Aptos" w:hAnsi="Aptos"/>
-                <w:sz w:val="22"/>
-              </w:rPr>
-              <w:t>8. Ćwiczenia/Laboratorium/Projekt/Lektorat/Seminarium</w:t>
-            </w:r>
-          </w:p>
-          <w:p>
-            <w:pPr>
-              <w:spacing w:before="20" w:after="20"/>
-            </w:pPr>
-            <w:r>
-              <w:rPr>
-                <w:rFonts w:ascii="Aptos" w:hAnsi="Aptos"/>
-                <w:sz w:val="22"/>
-              </w:rPr>
-              <w:t>9. Nie dotyczy</w:t>
-            </w:r>
-          </w:p>
-          <w:p>
-            <w:pPr>
-              <w:spacing w:before="20" w:after="20"/>
-            </w:pPr>
-            <w:r>
-              <w:rPr>
-                <w:rFonts w:ascii="Aptos" w:hAnsi="Aptos"/>
-                <w:sz w:val="22"/>
-              </w:rPr>
-              <w:t>10. Kryteria oceny</w:t>
-            </w:r>
-          </w:p>
-          <w:p>
-            <w:pPr>
-              <w:spacing w:before="20" w:after="20"/>
-            </w:pPr>
-            <w:r>
-              <w:rPr>
-                <w:rFonts w:ascii="Aptos" w:hAnsi="Aptos"/>
-                <w:sz w:val="22"/>
-              </w:rPr>
-              <w:t>11. Ćwiczenia/Laboratorium/Projekt/Lektorat</w:t>
-            </w:r>
-          </w:p>
-          <w:p>
-            <w:pPr>
-              <w:spacing w:before="20" w:after="20"/>
-            </w:pPr>
-            <w:r>
-              <w:rPr>
-                <w:rFonts w:ascii="Aptos" w:hAnsi="Aptos"/>
-                <w:sz w:val="22"/>
-              </w:rPr>
-              <w:t>12. Nie dotyczy</w:t>
-            </w:r>
-          </w:p>
-          <w:p>
-            <w:pPr>
-              <w:spacing w:before="20" w:after="20"/>
-            </w:pPr>
-            <w:r>
-              <w:rPr>
-                <w:rFonts w:ascii="Aptos" w:hAnsi="Aptos"/>
-                <w:sz w:val="22"/>
-              </w:rPr>
-              <w:t>13. Ocena aktywności podczas konwersatorium. Podstawą</w:t>
-            </w:r>
-          </w:p>
-          <w:p>
-            <w:pPr>
-              <w:spacing w:before="20" w:after="20"/>
-            </w:pPr>
-            <w:r>
-              <w:rPr>
-                <w:rFonts w:ascii="Aptos" w:hAnsi="Aptos"/>
-                <w:sz w:val="22"/>
-              </w:rPr>
-              <w:t>14. oceny jest aktywność w trakcie konwersatorium, która</w:t>
-            </w:r>
-          </w:p>
-          <w:p>
-            <w:pPr>
-              <w:spacing w:before="20" w:after="20"/>
-            </w:pPr>
-            <w:r>
-              <w:rPr>
-                <w:rFonts w:ascii="Aptos" w:hAnsi="Aptos"/>
-                <w:sz w:val="22"/>
-              </w:rPr>
-              <w:t>15. decyduje o ocenie.</w:t>
-            </w:r>
-          </w:p>
-          <w:p>
-            <w:pPr>
-              <w:spacing w:before="20" w:after="20"/>
-            </w:pPr>
-            <w:r>
-              <w:rPr>
-                <w:rFonts w:ascii="Aptos" w:hAnsi="Aptos"/>
-                <w:sz w:val="22"/>
-              </w:rPr>
-              <w:t>16. Poniżej 50% - ndst</w:t>
-            </w:r>
-          </w:p>
-          <w:p>
-            <w:pPr>
-              <w:spacing w:before="20" w:after="20"/>
-            </w:pPr>
-            <w:r>
-              <w:rPr>
-                <w:rFonts w:ascii="Aptos" w:hAnsi="Aptos"/>
-                <w:sz w:val="22"/>
-              </w:rPr>
-              <w:t>17. Od 50% - dst</w:t>
-            </w:r>
-          </w:p>
-          <w:p>
-            <w:pPr>
-              <w:spacing w:before="20" w:after="20"/>
-            </w:pPr>
-            <w:r>
-              <w:rPr>
-                <w:rFonts w:ascii="Aptos" w:hAnsi="Aptos"/>
-                <w:sz w:val="22"/>
-              </w:rPr>
-              <w:t>18. Od 60% - dst+</w:t>
-            </w:r>
-          </w:p>
-          <w:p>
-            <w:pPr>
-              <w:spacing w:before="20" w:after="20"/>
-            </w:pPr>
-            <w:r>
-              <w:rPr>
-                <w:rFonts w:ascii="Aptos" w:hAnsi="Aptos"/>
-                <w:sz w:val="22"/>
-              </w:rPr>
-              <w:t>19. Od 70% - db</w:t>
-            </w:r>
-          </w:p>
-          <w:p>
-            <w:pPr>
-              <w:spacing w:before="20" w:after="20"/>
-            </w:pPr>
-            <w:r>
-              <w:rPr>
-                <w:rFonts w:ascii="Aptos" w:hAnsi="Aptos"/>
-                <w:sz w:val="22"/>
-              </w:rPr>
-              <w:t>20. Od 80% - db+</w:t>
-            </w:r>
-          </w:p>
-          <w:p>
-            <w:pPr>
-              <w:spacing w:before="20" w:after="20"/>
-            </w:pPr>
-            <w:r>
-              <w:rPr>
-                <w:rFonts w:ascii="Aptos" w:hAnsi="Aptos"/>
-                <w:sz w:val="22"/>
-              </w:rPr>
-              <w:t>21. Od 90% - bdb</w:t>
-            </w:r>
-          </w:p>
-          <w:p>
-            <w:pPr>
-              <w:spacing w:before="20" w:after="20"/>
-            </w:pPr>
-            <w:r>
-              <w:rPr>
-                <w:rFonts w:ascii="Aptos" w:hAnsi="Aptos"/>
-                <w:sz w:val="22"/>
-              </w:rPr>
-              <w:t>22. Osoby, które chcą uzupełnić</w:t>
-            </w:r>
-          </w:p>
-          <w:p>
-            <w:pPr>
-              <w:spacing w:before="20" w:after="20"/>
-            </w:pPr>
-            <w:r>
-              <w:rPr>
-                <w:rFonts w:ascii="Aptos" w:hAnsi="Aptos"/>
-                <w:sz w:val="22"/>
-              </w:rPr>
-              <w:t>23. brakujące punkty (np. z powodu nieobecności na</w:t>
-            </w:r>
-          </w:p>
-          <w:p>
-            <w:pPr>
-              <w:spacing w:before="20" w:after="20"/>
-            </w:pPr>
-            <w:r>
-              <w:rPr>
-                <w:rFonts w:ascii="Aptos" w:hAnsi="Aptos"/>
-                <w:sz w:val="22"/>
-              </w:rPr>
-              <w:t>24. wykładzie), wykonują zadane przez Prowadzącego</w:t>
-            </w:r>
-          </w:p>
-          <w:p>
-            <w:pPr>
-              <w:spacing w:before="20" w:after="20"/>
-            </w:pPr>
-            <w:r>
-              <w:rPr>
-                <w:rFonts w:ascii="Aptos" w:hAnsi="Aptos"/>
-                <w:sz w:val="22"/>
-              </w:rPr>
-              <w:t>25. zadania odnoszące się do treści wykładu</w:t>
+              <w:t>1. ocena pracy podczas ćwiczenia</w:t>
             </w:r>
           </w:p>
         </w:tc>
@@ -1820,297 +1571,10 @@
             <w:r>
               <w:rPr>
                 <w:rFonts w:ascii="Aptos" w:hAnsi="Aptos"/>
+                <w:b w:val="0"/>
+                <w:i w:val="0"/>
                 <w:sz w:val="22"/>
               </w:rPr>
-              <w:t>1. wykład problemowy (klasyczny, sytuacyjny)</w:t>
-            </w:r>
-          </w:p>
-          <w:p>
-            <w:pPr>
-              <w:spacing w:before="20" w:after="20"/>
-            </w:pPr>
-            <w:r>
-              <w:rPr>
-                <w:rFonts w:ascii="Aptos" w:hAnsi="Aptos"/>
-                <w:sz w:val="22"/>
-              </w:rPr>
-              <w:t>2. burza mózgów</w:t>
-            </w:r>
-          </w:p>
-          <w:p>
-            <w:pPr>
-              <w:spacing w:before="20" w:after="20"/>
-            </w:pPr>
-            <w:r>
-              <w:rPr>
-                <w:rFonts w:ascii="Aptos" w:hAnsi="Aptos"/>
-                <w:sz w:val="22"/>
-              </w:rPr>
-              <w:t>3. stolik ekspercki (praca zespołowa nad</w:t>
-            </w:r>
-          </w:p>
-          <w:p>
-            <w:pPr>
-              <w:spacing w:before="20" w:after="20"/>
-            </w:pPr>
-            <w:r>
-              <w:rPr>
-                <w:rFonts w:ascii="Aptos" w:hAnsi="Aptos"/>
-                <w:sz w:val="22"/>
-              </w:rPr>
-              <w:t>4. rozwiązaniem problemów: prezentacja wraz z omówieniem)</w:t>
-            </w:r>
-          </w:p>
-          <w:p>
-            <w:pPr>
-              <w:spacing w:before="20" w:after="20"/>
-            </w:pPr>
-            <w:r>
-              <w:rPr>
-                <w:rFonts w:ascii="Aptos" w:hAnsi="Aptos"/>
-                <w:sz w:val="22"/>
-              </w:rPr>
-              <w:t>5. studium przypadków</w:t>
-            </w:r>
-          </w:p>
-          <w:p>
-            <w:pPr>
-              <w:spacing w:before="20" w:after="20"/>
-            </w:pPr>
-            <w:r>
-              <w:rPr>
-                <w:rFonts w:ascii="Aptos" w:hAnsi="Aptos"/>
-                <w:sz w:val="22"/>
-              </w:rPr>
-              <w:t>6. Ćwiczenia / Laboratorium/Lektorat:</w:t>
-            </w:r>
-          </w:p>
-          <w:p>
-            <w:pPr>
-              <w:spacing w:before="20" w:after="20"/>
-            </w:pPr>
-            <w:r>
-              <w:rPr>
-                <w:rFonts w:ascii="Aptos" w:hAnsi="Aptos"/>
-                <w:sz w:val="22"/>
-              </w:rPr>
-              <w:t>7. nie dotyczy</w:t>
-            </w:r>
-          </w:p>
-          <w:p>
-            <w:pPr>
-              <w:spacing w:before="20" w:after="20"/>
-            </w:pPr>
-            <w:r>
-              <w:rPr>
-                <w:rFonts w:ascii="Aptos" w:hAnsi="Aptos"/>
-                <w:sz w:val="22"/>
-              </w:rPr>
-              <w:t>8. Ćwiczenia/Laboratorium/Projekt/Lektorat/Seminarium</w:t>
-            </w:r>
-          </w:p>
-          <w:p>
-            <w:pPr>
-              <w:spacing w:before="20" w:after="20"/>
-            </w:pPr>
-            <w:r>
-              <w:rPr>
-                <w:rFonts w:ascii="Aptos" w:hAnsi="Aptos"/>
-                <w:sz w:val="22"/>
-              </w:rPr>
-              <w:t>9. Nie dotyczy</w:t>
-            </w:r>
-          </w:p>
-          <w:p>
-            <w:pPr>
-              <w:spacing w:before="20" w:after="20"/>
-            </w:pPr>
-            <w:r>
-              <w:rPr>
-                <w:rFonts w:ascii="Aptos" w:hAnsi="Aptos"/>
-                <w:sz w:val="22"/>
-              </w:rPr>
-              <w:t>10. Kryteria oceny</w:t>
-            </w:r>
-          </w:p>
-          <w:p>
-            <w:pPr>
-              <w:spacing w:before="20" w:after="20"/>
-            </w:pPr>
-            <w:r>
-              <w:rPr>
-                <w:rFonts w:ascii="Aptos" w:hAnsi="Aptos"/>
-                <w:sz w:val="22"/>
-              </w:rPr>
-              <w:t>11. Ćwiczenia/Laboratorium/Projekt/Lektorat</w:t>
-            </w:r>
-          </w:p>
-          <w:p>
-            <w:pPr>
-              <w:spacing w:before="20" w:after="20"/>
-            </w:pPr>
-            <w:r>
-              <w:rPr>
-                <w:rFonts w:ascii="Aptos" w:hAnsi="Aptos"/>
-                <w:sz w:val="22"/>
-              </w:rPr>
-              <w:t>12. Nie dotyczy</w:t>
-            </w:r>
-          </w:p>
-          <w:p>
-            <w:pPr>
-              <w:spacing w:before="20" w:after="20"/>
-            </w:pPr>
-            <w:r>
-              <w:rPr>
-                <w:rFonts w:ascii="Aptos" w:hAnsi="Aptos"/>
-                <w:sz w:val="22"/>
-              </w:rPr>
-              <w:t>13. Ocena aktywności podczas konwersatorium. Podstawą</w:t>
-            </w:r>
-          </w:p>
-          <w:p>
-            <w:pPr>
-              <w:spacing w:before="20" w:after="20"/>
-            </w:pPr>
-            <w:r>
-              <w:rPr>
-                <w:rFonts w:ascii="Aptos" w:hAnsi="Aptos"/>
-                <w:sz w:val="22"/>
-              </w:rPr>
-              <w:t>14. oceny jest aktywność w trakcie konwersatorium, która</w:t>
-            </w:r>
-          </w:p>
-          <w:p>
-            <w:pPr>
-              <w:spacing w:before="20" w:after="20"/>
-            </w:pPr>
-            <w:r>
-              <w:rPr>
-                <w:rFonts w:ascii="Aptos" w:hAnsi="Aptos"/>
-                <w:sz w:val="22"/>
-              </w:rPr>
-              <w:t>15. decyduje o ocenie.</w:t>
-            </w:r>
-          </w:p>
-          <w:p>
-            <w:pPr>
-              <w:spacing w:before="20" w:after="20"/>
-            </w:pPr>
-            <w:r>
-              <w:rPr>
-                <w:rFonts w:ascii="Aptos" w:hAnsi="Aptos"/>
-                <w:sz w:val="22"/>
-              </w:rPr>
-              <w:t>16. Poniżej 50% - ndst</w:t>
-            </w:r>
-          </w:p>
-          <w:p>
-            <w:pPr>
-              <w:spacing w:before="20" w:after="20"/>
-            </w:pPr>
-            <w:r>
-              <w:rPr>
-                <w:rFonts w:ascii="Aptos" w:hAnsi="Aptos"/>
-                <w:sz w:val="22"/>
-              </w:rPr>
-              <w:t>17. Od 50% - dst</w:t>
-            </w:r>
-          </w:p>
-          <w:p>
-            <w:pPr>
-              <w:spacing w:before="20" w:after="20"/>
-            </w:pPr>
-            <w:r>
-              <w:rPr>
-                <w:rFonts w:ascii="Aptos" w:hAnsi="Aptos"/>
-                <w:sz w:val="22"/>
-              </w:rPr>
-              <w:t>18. Od 60% - dst+</w:t>
-            </w:r>
-          </w:p>
-          <w:p>
-            <w:pPr>
-              <w:spacing w:before="20" w:after="20"/>
-            </w:pPr>
-            <w:r>
-              <w:rPr>
-                <w:rFonts w:ascii="Aptos" w:hAnsi="Aptos"/>
-                <w:sz w:val="22"/>
-              </w:rPr>
-              <w:t>19. Od 70% - db</w:t>
-            </w:r>
-          </w:p>
-          <w:p>
-            <w:pPr>
-              <w:spacing w:before="20" w:after="20"/>
-            </w:pPr>
-            <w:r>
-              <w:rPr>
-                <w:rFonts w:ascii="Aptos" w:hAnsi="Aptos"/>
-                <w:sz w:val="22"/>
-              </w:rPr>
-              <w:t>20. Od 80% - db+</w:t>
-            </w:r>
-          </w:p>
-          <w:p>
-            <w:pPr>
-              <w:spacing w:before="20" w:after="20"/>
-            </w:pPr>
-            <w:r>
-              <w:rPr>
-                <w:rFonts w:ascii="Aptos" w:hAnsi="Aptos"/>
-                <w:sz w:val="22"/>
-              </w:rPr>
-              <w:t>21. Od 90% - bdb</w:t>
-            </w:r>
-          </w:p>
-          <w:p>
-            <w:pPr>
-              <w:spacing w:before="20" w:after="20"/>
-            </w:pPr>
-            <w:r>
-              <w:rPr>
-                <w:rFonts w:ascii="Aptos" w:hAnsi="Aptos"/>
-                <w:sz w:val="22"/>
-              </w:rPr>
-              <w:t>22. Osoby, które chcą uzupełnić</w:t>
-            </w:r>
-          </w:p>
-          <w:p>
-            <w:pPr>
-              <w:spacing w:before="20" w:after="20"/>
-            </w:pPr>
-            <w:r>
-              <w:rPr>
-                <w:rFonts w:ascii="Aptos" w:hAnsi="Aptos"/>
-                <w:sz w:val="22"/>
-              </w:rPr>
-              <w:t>23. brakujące punkty (np. z powodu nieobecności na</w:t>
-            </w:r>
-          </w:p>
-          <w:p>
-            <w:pPr>
-              <w:spacing w:before="20" w:after="20"/>
-            </w:pPr>
-            <w:r>
-              <w:rPr>
-                <w:rFonts w:ascii="Aptos" w:hAnsi="Aptos"/>
-                <w:sz w:val="22"/>
-              </w:rPr>
-              <w:t>24. wykładzie), wykonują zadane przez Prowadzącego</w:t>
-            </w:r>
-          </w:p>
-          <w:p>
-            <w:pPr>
-              <w:spacing w:before="20" w:after="20"/>
-            </w:pPr>
-            <w:r>
-              <w:rPr>
-                <w:rFonts w:ascii="Aptos" w:hAnsi="Aptos"/>
-                <w:sz w:val="22"/>
-              </w:rPr>
-              <w:t>25. zadania odnoszące się do treści wykładu</w:t>
             </w:r>
           </w:p>
         </w:tc>
@@ -3828,7 +3292,7 @@
                 <w:i w:val="0"/>
                 <w:sz w:val="22"/>
               </w:rPr>
-              <w:t>wykład problemowy (klasyczny, sytuacyjny); burza mózgów; stolik ekspercki (praca zespołowa nad; rozwiązaniem problemów: prezentacja wraz z omówieniem); studium przypadków; Ćwiczenia / Laboratorium/Lektorat:; nie dotyczy; Ćwiczenia/Laboratorium/Projekt/Lektorat/Seminarium; Nie dotyczy; Kryteria oceny; Ćwiczenia/Laboratorium/Projekt/Lektorat; Nie dotyczy; Ocena aktywności podczas konwersatorium. Podstawą; oceny jest aktywność w trakcie konwersatorium, która; decyduje o ocenie.; Poniżej 50% - ndst; Od 50% - dst; Od 60% - dst+; Od 70% - db; Od 80% - db+; Od 90% - bdb; Osoby, które chcą uzupełnić; brakujące punkty (np. z powodu nieobecności na; wykładzie), wykonują zadane przez Prowadzącego; zadania odnoszące się do treści wykładu</w:t>
+              <w:t>ocena pracy podczas ćwiczenia</w:t>
             </w:r>
           </w:p>
         </w:tc>
@@ -3886,7 +3350,7 @@
                 <w:i w:val="0"/>
                 <w:sz w:val="22"/>
               </w:rPr>
-              <w:t>wykład problemowy (klasyczny, sytuacyjny); burza mózgów; stolik ekspercki (praca zespołowa nad; rozwiązaniem problemów: prezentacja wraz z omówieniem); studium przypadków; Ćwiczenia / Laboratorium/Lektorat:; nie dotyczy; Ćwiczenia/Laboratorium/Projekt/Lektorat/Seminarium; Nie dotyczy; Kryteria oceny; Ćwiczenia/Laboratorium/Projekt/Lektorat; Nie dotyczy; Ocena aktywności podczas konwersatorium. Podstawą; oceny jest aktywność w trakcie konwersatorium, która; decyduje o ocenie.; Poniżej 50% - ndst; Od 50% - dst; Od 60% - dst+; Od 70% - db; Od 80% - db+; Od 90% - bdb; Osoby, które chcą uzupełnić; brakujące punkty (np. z powodu nieobecności na; wykładzie), wykonują zadane przez Prowadzącego; zadania odnoszące się do treści wykładu</w:t>
+              <w:t>ocena pracy podczas ćwiczenia</w:t>
             </w:r>
           </w:p>
         </w:tc>
@@ -3944,7 +3408,7 @@
                 <w:i w:val="0"/>
                 <w:sz w:val="22"/>
               </w:rPr>
-              <w:t>wykład problemowy (klasyczny, sytuacyjny); burza mózgów; stolik ekspercki (praca zespołowa nad; rozwiązaniem problemów: prezentacja wraz z omówieniem); studium przypadków; Ćwiczenia / Laboratorium/Lektorat:; nie dotyczy; Ćwiczenia/Laboratorium/Projekt/Lektorat/Seminarium; Nie dotyczy; Kryteria oceny; Ćwiczenia/Laboratorium/Projekt/Lektorat; Nie dotyczy; Ocena aktywności podczas konwersatorium. Podstawą; oceny jest aktywność w trakcie konwersatorium, która; decyduje o ocenie.; Poniżej 50% - ndst; Od 50% - dst; Od 60% - dst+; Od 70% - db; Od 80% - db+; Od 90% - bdb; Osoby, które chcą uzupełnić; brakujące punkty (np. z powodu nieobecności na; wykładzie), wykonują zadane przez Prowadzącego; zadania odnoszące się do treści wykładu</w:t>
+              <w:t>ocena pracy podczas ćwiczenia</w:t>
             </w:r>
           </w:p>
         </w:tc>
@@ -4002,7 +3466,7 @@
                 <w:i w:val="0"/>
                 <w:sz w:val="22"/>
               </w:rPr>
-              <w:t>wykład problemowy (klasyczny, sytuacyjny); burza mózgów; stolik ekspercki (praca zespołowa nad; rozwiązaniem problemów: prezentacja wraz z omówieniem); studium przypadków; Ćwiczenia / Laboratorium/Lektorat:; nie dotyczy; Ćwiczenia/Laboratorium/Projekt/Lektorat/Seminarium; Nie dotyczy; Kryteria oceny; Ćwiczenia/Laboratorium/Projekt/Lektorat; Nie dotyczy; Ocena aktywności podczas konwersatorium. Podstawą; oceny jest aktywność w trakcie konwersatorium, która; decyduje o ocenie.; Poniżej 50% - ndst; Od 50% - dst; Od 60% - dst+; Od 70% - db; Od 80% - db+; Od 90% - bdb; Osoby, które chcą uzupełnić; brakujące punkty (np. z powodu nieobecności na; wykładzie), wykonują zadane przez Prowadzącego; zadania odnoszące się do treści wykładu</w:t>
+              <w:t>ocena pracy podczas ćwiczenia</w:t>
             </w:r>
           </w:p>
         </w:tc>
@@ -4060,7 +3524,7 @@
                 <w:i w:val="0"/>
                 <w:sz w:val="22"/>
               </w:rPr>
-              <w:t>wykład problemowy (klasyczny, sytuacyjny); burza mózgów; stolik ekspercki (praca zespołowa nad; rozwiązaniem problemów: prezentacja wraz z omówieniem); studium przypadków; Ćwiczenia / Laboratorium/Lektorat:; nie dotyczy; Ćwiczenia/Laboratorium/Projekt/Lektorat/Seminarium; Nie dotyczy; Kryteria oceny; Ćwiczenia/Laboratorium/Projekt/Lektorat; Nie dotyczy; Ocena aktywności podczas konwersatorium. Podstawą; oceny jest aktywność w trakcie konwersatorium, która; decyduje o ocenie.; Poniżej 50% - ndst; Od 50% - dst; Od 60% - dst+; Od 70% - db; Od 80% - db+; Od 90% - bdb; Osoby, które chcą uzupełnić; brakujące punkty (np. z powodu nieobecności na; wykładzie), wykonują zadane przez Prowadzącego; zadania odnoszące się do treści wykładu</w:t>
+              <w:t>ocena pracy podczas ćwiczenia</w:t>
             </w:r>
           </w:p>
         </w:tc>
@@ -4118,7 +3582,7 @@
                 <w:i w:val="0"/>
                 <w:sz w:val="22"/>
               </w:rPr>
-              <w:t>wykład problemowy (klasyczny, sytuacyjny); burza mózgów; stolik ekspercki (praca zespołowa nad; rozwiązaniem problemów: prezentacja wraz z omówieniem); studium przypadków; Ćwiczenia / Laboratorium/Lektorat:; nie dotyczy; Ćwiczenia/Laboratorium/Projekt/Lektorat/Seminarium; Nie dotyczy; Kryteria oceny; Ćwiczenia/Laboratorium/Projekt/Lektorat; Nie dotyczy; Ocena aktywności podczas konwersatorium. Podstawą; oceny jest aktywność w trakcie konwersatorium, która; decyduje o ocenie.; Poniżej 50% - ndst; Od 50% - dst; Od 60% - dst+; Od 70% - db; Od 80% - db+; Od 90% - bdb; Osoby, które chcą uzupełnić; brakujące punkty (np. z powodu nieobecności na; wykładzie), wykonują zadane przez Prowadzącego; zadania odnoszące się do treści wykładu</w:t>
+              <w:t>ocena pracy podczas ćwiczenia</w:t>
             </w:r>
           </w:p>
         </w:tc>
@@ -4176,7 +3640,7 @@
                 <w:i w:val="0"/>
                 <w:sz w:val="22"/>
               </w:rPr>
-              <w:t>wykład problemowy (klasyczny, sytuacyjny); burza mózgów; stolik ekspercki (praca zespołowa nad; rozwiązaniem problemów: prezentacja wraz z omówieniem); studium przypadków; Ćwiczenia / Laboratorium/Lektorat:; nie dotyczy; Ćwiczenia/Laboratorium/Projekt/Lektorat/Seminarium; Nie dotyczy; Kryteria oceny; Ćwiczenia/Laboratorium/Projekt/Lektorat; Nie dotyczy; Ocena aktywności podczas konwersatorium. Podstawą; oceny jest aktywność w trakcie konwersatorium, która; decyduje o ocenie.; Poniżej 50% - ndst; Od 50% - dst; Od 60% - dst+; Od 70% - db; Od 80% - db+; Od 90% - bdb; Osoby, które chcą uzupełnić; brakujące punkty (np. z powodu nieobecności na; wykładzie), wykonują zadane przez Prowadzącego; zadania odnoszące się do treści wykładu</w:t>
+              <w:t>ocena pracy podczas ćwiczenia</w:t>
             </w:r>
           </w:p>
         </w:tc>
@@ -4339,7 +3803,7 @@
                 <w:i w:val="0"/>
                 <w:sz w:val="22"/>
               </w:rPr>
-              <w:t>wykład problemowy (klasyczny, sytuacyjny); burza mózgów; stolik ekspercki (praca zespołowa nad; rozwiązaniem problemów: prezentacja wraz z omówieniem); studium przypadków; Ćwiczenia / Laboratorium/Lektorat:; nie dotyczy; Ćwiczenia/Laboratorium/Projekt/Lektorat/Seminarium; Nie dotyczy; Kryteria oceny; Ćwiczenia/Laboratorium/Projekt/Lektorat; Nie dotyczy; Ocena aktywności podczas konwersatorium. Podstawą; oceny jest aktywność w trakcie konwersatorium, która; decyduje o ocenie.; Poniżej 50% - ndst; Od 50% - dst; Od 60% - dst+; Od 70% - db; Od 80% - db+; Od 90% - bdb; Osoby, które chcą uzupełnić; brakujące punkty (np. z powodu nieobecności na; wykładzie), wykonują zadane przez Prowadzącego; zadania odnoszące się do treści wykładu</w:t>
+              <w:t>ocena pracy podczas ćwiczenia</w:t>
             </w:r>
           </w:p>
         </w:tc>
@@ -4397,7 +3861,7 @@
                 <w:i w:val="0"/>
                 <w:sz w:val="22"/>
               </w:rPr>
-              <w:t>wykład problemowy (klasyczny, sytuacyjny); burza mózgów; stolik ekspercki (praca zespołowa nad; rozwiązaniem problemów: prezentacja wraz z omówieniem); studium przypadków; Ćwiczenia / Laboratorium/Lektorat:; nie dotyczy; Ćwiczenia/Laboratorium/Projekt/Lektorat/Seminarium; Nie dotyczy; Kryteria oceny; Ćwiczenia/Laboratorium/Projekt/Lektorat; Nie dotyczy; Ocena aktywności podczas konwersatorium. Podstawą; oceny jest aktywność w trakcie konwersatorium, która; decyduje o ocenie.; Poniżej 50% - ndst; Od 50% - dst; Od 60% - dst+; Od 70% - db; Od 80% - db+; Od 90% - bdb; Osoby, które chcą uzupełnić; brakujące punkty (np. z powodu nieobecności na; wykładzie), wykonują zadane przez Prowadzącego; zadania odnoszące się do treści wykładu</w:t>
+              <w:t>ocena pracy podczas ćwiczenia</w:t>
             </w:r>
           </w:p>
         </w:tc>
@@ -4455,7 +3919,7 @@
                 <w:i w:val="0"/>
                 <w:sz w:val="22"/>
               </w:rPr>
-              <w:t>wykład problemowy (klasyczny, sytuacyjny); burza mózgów; stolik ekspercki (praca zespołowa nad; rozwiązaniem problemów: prezentacja wraz z omówieniem); studium przypadków; Ćwiczenia / Laboratorium/Lektorat:; nie dotyczy; Ćwiczenia/Laboratorium/Projekt/Lektorat/Seminarium; Nie dotyczy; Kryteria oceny; Ćwiczenia/Laboratorium/Projekt/Lektorat; Nie dotyczy; Ocena aktywności podczas konwersatorium. Podstawą; oceny jest aktywność w trakcie konwersatorium, która; decyduje o ocenie.; Poniżej 50% - ndst; Od 50% - dst; Od 60% - dst+; Od 70% - db; Od 80% - db+; Od 90% - bdb; Osoby, które chcą uzupełnić; brakujące punkty (np. z powodu nieobecności na; wykładzie), wykonują zadane przez Prowadzącego; zadania odnoszące się do treści wykładu</w:t>
+              <w:t>ocena pracy podczas ćwiczenia</w:t>
             </w:r>
           </w:p>
         </w:tc>
@@ -4618,7 +4082,7 @@
                 <w:i w:val="0"/>
                 <w:sz w:val="22"/>
               </w:rPr>
-              <w:t>wykład problemowy (klasyczny, sytuacyjny); burza mózgów; stolik ekspercki (praca zespołowa nad; rozwiązaniem problemów: prezentacja wraz z omówieniem); studium przypadków; Ćwiczenia / Laboratorium/Lektorat:; nie dotyczy; Ćwiczenia/Laboratorium/Projekt/Lektorat/Seminarium; Nie dotyczy; Kryteria oceny; Ćwiczenia/Laboratorium/Projekt/Lektorat; Nie dotyczy; Ocena aktywności podczas konwersatorium. Podstawą; oceny jest aktywność w trakcie konwersatorium, która; decyduje o ocenie.; Poniżej 50% - ndst; Od 50% - dst; Od 60% - dst+; Od 70% - db; Od 80% - db+; Od 90% - bdb; Osoby, które chcą uzupełnić; brakujące punkty (np. z powodu nieobecności na; wykładzie), wykonują zadane przez Prowadzącego; zadania odnoszące się do treści wykładu</w:t>
+              <w:t>ocena pracy podczas ćwiczenia</w:t>
             </w:r>
           </w:p>
         </w:tc>
@@ -4676,7 +4140,7 @@
                 <w:i w:val="0"/>
                 <w:sz w:val="22"/>
               </w:rPr>
-              <w:t>wykład problemowy (klasyczny, sytuacyjny); burza mózgów; stolik ekspercki (praca zespołowa nad; rozwiązaniem problemów: prezentacja wraz z omówieniem); studium przypadków; Ćwiczenia / Laboratorium/Lektorat:; nie dotyczy; Ćwiczenia/Laboratorium/Projekt/Lektorat/Seminarium; Nie dotyczy; Kryteria oceny; Ćwiczenia/Laboratorium/Projekt/Lektorat; Nie dotyczy; Ocena aktywności podczas konwersatorium. Podstawą; oceny jest aktywność w trakcie konwersatorium, która; decyduje o ocenie.; Poniżej 50% - ndst; Od 50% - dst; Od 60% - dst+; Od 70% - db; Od 80% - db+; Od 90% - bdb; Osoby, które chcą uzupełnić; brakujące punkty (np. z powodu nieobecności na; wykładzie), wykonują zadane przez Prowadzącego; zadania odnoszące się do treści wykładu</w:t>
+              <w:t>ocena pracy podczas ćwiczenia</w:t>
             </w:r>
           </w:p>
         </w:tc>
@@ -4734,7 +4198,7 @@
                 <w:i w:val="0"/>
                 <w:sz w:val="22"/>
               </w:rPr>
-              <w:t>wykład problemowy (klasyczny, sytuacyjny); burza mózgów; stolik ekspercki (praca zespołowa nad; rozwiązaniem problemów: prezentacja wraz z omówieniem); studium przypadków; Ćwiczenia / Laboratorium/Lektorat:; nie dotyczy; Ćwiczenia/Laboratorium/Projekt/Lektorat/Seminarium; Nie dotyczy; Kryteria oceny; Ćwiczenia/Laboratorium/Projekt/Lektorat; Nie dotyczy; Ocena aktywności podczas konwersatorium. Podstawą; oceny jest aktywność w trakcie konwersatorium, która; decyduje o ocenie.; Poniżej 50% - ndst; Od 50% - dst; Od 60% - dst+; Od 70% - db; Od 80% - db+; Od 90% - bdb; Osoby, które chcą uzupełnić; brakujące punkty (np. z powodu nieobecności na; wykładzie), wykonują zadane przez Prowadzącego; zadania odnoszące się do treści wykładu</w:t>
+              <w:t>ocena pracy podczas ćwiczenia</w:t>
             </w:r>
           </w:p>
         </w:tc>
@@ -4792,7 +4256,7 @@
                 <w:i w:val="0"/>
                 <w:sz w:val="22"/>
               </w:rPr>
-              <w:t>wykład problemowy (klasyczny, sytuacyjny); burza mózgów; stolik ekspercki (praca zespołowa nad; rozwiązaniem problemów: prezentacja wraz z omówieniem); studium przypadków; Ćwiczenia / Laboratorium/Lektorat:; nie dotyczy; Ćwiczenia/Laboratorium/Projekt/Lektorat/Seminarium; Nie dotyczy; Kryteria oceny; Ćwiczenia/Laboratorium/Projekt/Lektorat; Nie dotyczy; Ocena aktywności podczas konwersatorium. Podstawą; oceny jest aktywność w trakcie konwersatorium, która; decyduje o ocenie.; Poniżej 50% - ndst; Od 50% - dst; Od 60% - dst+; Od 70% - db; Od 80% - db+; Od 90% - bdb; Osoby, które chcą uzupełnić; brakujące punkty (np. z powodu nieobecności na; wykładzie), wykonują zadane przez Prowadzącego; zadania odnoszące się do treści wykładu</w:t>
+              <w:t>ocena pracy podczas ćwiczenia</w:t>
             </w:r>
           </w:p>
         </w:tc>

--- a/public/assets/files/niestacjonarne/PUI.docx
+++ b/public/assets/files/niestacjonarne/PUI.docx
@@ -144,7 +144,7 @@
                 <w:i w:val="0"/>
                 <w:sz w:val="22"/>
               </w:rPr>
-              <w:t>15.02.2025</w:t>
+              <w:t>08.03.2026</w:t>
             </w:r>
           </w:p>
         </w:tc>
@@ -599,7 +599,7 @@
                 <w:i w:val="0"/>
                 <w:sz w:val="22"/>
               </w:rPr>
-              <w:t>1</w:t>
+              <w:t>6</w:t>
             </w:r>
           </w:p>
         </w:tc>

--- a/public/assets/files/niestacjonarne/PUI.docx
+++ b/public/assets/files/niestacjonarne/PUI.docx
@@ -3255,6 +3255,7 @@
                 <w:i w:val="0"/>
                 <w:sz w:val="22"/>
               </w:rPr>
+              <w:t>K_W17</w:t>
             </w:r>
           </w:p>
         </w:tc>
@@ -3313,6 +3314,7 @@
                 <w:i w:val="0"/>
                 <w:sz w:val="22"/>
               </w:rPr>
+              <w:t>K_W08</w:t>
             </w:r>
           </w:p>
         </w:tc>
@@ -3371,6 +3373,7 @@
                 <w:i w:val="0"/>
                 <w:sz w:val="22"/>
               </w:rPr>
+              <w:t>K_W17</w:t>
             </w:r>
           </w:p>
         </w:tc>
@@ -3429,6 +3432,7 @@
                 <w:i w:val="0"/>
                 <w:sz w:val="22"/>
               </w:rPr>
+              <w:t>K_W17</w:t>
             </w:r>
           </w:p>
         </w:tc>
@@ -3487,6 +3491,7 @@
                 <w:i w:val="0"/>
                 <w:sz w:val="22"/>
               </w:rPr>
+              <w:t>K_W17</w:t>
             </w:r>
           </w:p>
         </w:tc>
@@ -3545,6 +3550,7 @@
                 <w:i w:val="0"/>
                 <w:sz w:val="22"/>
               </w:rPr>
+              <w:t>K_W08</w:t>
             </w:r>
           </w:p>
         </w:tc>
@@ -3603,6 +3609,7 @@
                 <w:i w:val="0"/>
                 <w:sz w:val="22"/>
               </w:rPr>
+              <w:t>K_W17</w:t>
             </w:r>
           </w:p>
         </w:tc>
@@ -3766,6 +3773,7 @@
                 <w:i w:val="0"/>
                 <w:sz w:val="22"/>
               </w:rPr>
+              <w:t>K_U05</w:t>
             </w:r>
           </w:p>
         </w:tc>
@@ -3803,7 +3811,6 @@
                 <w:i w:val="0"/>
                 <w:sz w:val="22"/>
               </w:rPr>
-              <w:t>ocena pracy podczas ćwiczenia</w:t>
             </w:r>
           </w:p>
         </w:tc>
@@ -3824,6 +3831,7 @@
                 <w:i w:val="0"/>
                 <w:sz w:val="22"/>
               </w:rPr>
+              <w:t>K_U01</w:t>
             </w:r>
           </w:p>
         </w:tc>
@@ -3861,7 +3869,6 @@
                 <w:i w:val="0"/>
                 <w:sz w:val="22"/>
               </w:rPr>
-              <w:t>ocena pracy podczas ćwiczenia</w:t>
             </w:r>
           </w:p>
         </w:tc>
@@ -3882,6 +3889,7 @@
                 <w:i w:val="0"/>
                 <w:sz w:val="22"/>
               </w:rPr>
+              <w:t>K_U19</w:t>
             </w:r>
           </w:p>
         </w:tc>
@@ -3919,7 +3927,6 @@
                 <w:i w:val="0"/>
                 <w:sz w:val="22"/>
               </w:rPr>
-              <w:t>ocena pracy podczas ćwiczenia</w:t>
             </w:r>
           </w:p>
         </w:tc>
@@ -4045,6 +4052,7 @@
                 <w:i w:val="0"/>
                 <w:sz w:val="22"/>
               </w:rPr>
+              <w:t>K_K05</w:t>
             </w:r>
           </w:p>
         </w:tc>
@@ -4082,7 +4090,6 @@
                 <w:i w:val="0"/>
                 <w:sz w:val="22"/>
               </w:rPr>
-              <w:t>ocena pracy podczas ćwiczenia</w:t>
             </w:r>
           </w:p>
         </w:tc>
@@ -4103,6 +4110,7 @@
                 <w:i w:val="0"/>
                 <w:sz w:val="22"/>
               </w:rPr>
+              <w:t>K_K02</w:t>
             </w:r>
           </w:p>
         </w:tc>
@@ -4140,7 +4148,6 @@
                 <w:i w:val="0"/>
                 <w:sz w:val="22"/>
               </w:rPr>
-              <w:t>ocena pracy podczas ćwiczenia</w:t>
             </w:r>
           </w:p>
         </w:tc>
@@ -4161,6 +4168,7 @@
                 <w:i w:val="0"/>
                 <w:sz w:val="22"/>
               </w:rPr>
+              <w:t>K_K03</w:t>
             </w:r>
           </w:p>
         </w:tc>
@@ -4198,7 +4206,6 @@
                 <w:i w:val="0"/>
                 <w:sz w:val="22"/>
               </w:rPr>
-              <w:t>ocena pracy podczas ćwiczenia</w:t>
             </w:r>
           </w:p>
         </w:tc>
@@ -4219,6 +4226,7 @@
                 <w:i w:val="0"/>
                 <w:sz w:val="22"/>
               </w:rPr>
+              <w:t>K_K04</w:t>
             </w:r>
           </w:p>
         </w:tc>
@@ -4256,7 +4264,6 @@
                 <w:i w:val="0"/>
                 <w:sz w:val="22"/>
               </w:rPr>
-              <w:t>ocena pracy podczas ćwiczenia</w:t>
             </w:r>
           </w:p>
         </w:tc>

--- a/public/assets/files/niestacjonarne/PUI.docx
+++ b/public/assets/files/niestacjonarne/PUI.docx
@@ -1898,14 +1898,13 @@
       </w:tblPr>
       <w:tblGrid>
         <w:gridCol w:w="680"/>
-        <w:gridCol w:w="4536"/>
-        <w:gridCol w:w="4252"/>
+        <w:gridCol w:w="8788"/>
       </w:tblGrid>
       <w:tr>
         <w:tc>
           <w:tcPr>
             <w:tcW w:type="dxa" w:w="9468"/>
-            <w:gridSpan w:val="3"/>
+            <w:gridSpan w:val="2"/>
             <w:shd w:val="clear" w:color="auto" w:fill="D9D9D9"/>
           </w:tcPr>
           <w:p>
@@ -1947,7 +1946,7 @@
         </w:tc>
         <w:tc>
           <w:tcPr>
-            <w:tcW w:type="dxa" w:w="4536"/>
+            <w:tcW w:type="dxa" w:w="8788"/>
             <w:shd w:val="clear" w:color="auto" w:fill="D9D9D9"/>
           </w:tcPr>
           <w:p>
@@ -1961,27 +1960,7 @@
                 <w:i w:val="0"/>
                 <w:sz w:val="16"/>
               </w:rPr>
-              <w:t>Wykład</w:t>
-            </w:r>
-          </w:p>
-        </w:tc>
-        <w:tc>
-          <w:tcPr>
-            <w:tcW w:type="dxa" w:w="4252"/>
-            <w:shd w:val="clear" w:color="auto" w:fill="D9D9D9"/>
-          </w:tcPr>
-          <w:p>
-            <w:pPr>
-              <w:spacing w:before="20" w:after="20"/>
-            </w:pPr>
-            <w:r>
-              <w:rPr>
-                <w:rFonts w:ascii="Aptos" w:hAnsi="Aptos"/>
-                <w:b/>
-                <w:i w:val="0"/>
-                <w:sz w:val="16"/>
-              </w:rPr>
-              <w:t>Ćwiczenia / Laboratorium / Pracownia</w:t>
+              <w:t>Treści programowe</w:t>
             </w:r>
           </w:p>
         </w:tc>
@@ -2008,7 +1987,7 @@
         </w:tc>
         <w:tc>
           <w:tcPr>
-            <w:tcW w:type="dxa" w:w="4536"/>
+            <w:tcW w:type="dxa" w:w="8788"/>
           </w:tcPr>
           <w:p>
             <w:pPr>
@@ -2022,24 +2001,6 @@
                 <w:sz w:val="22"/>
               </w:rPr>
               <w:t>1. Dużo więcej niż technologiczny stos. Dlaczego i jak zmieniają się wymagania branży informatycznej dotyczące kompetencji inżynierów.Znaczenie kompetencji pozatechnicznych, motywacji, organizacji pracy i umiejętności pracy zespołowej dla rozwoju zawodowego</w:t>
-            </w:r>
-          </w:p>
-        </w:tc>
-        <w:tc>
-          <w:tcPr>
-            <w:tcW w:type="dxa" w:w="4252"/>
-          </w:tcPr>
-          <w:p>
-            <w:pPr>
-              <w:spacing w:before="20" w:after="20"/>
-            </w:pPr>
-            <w:r>
-              <w:rPr>
-                <w:rFonts w:ascii="Aptos" w:hAnsi="Aptos"/>
-                <w:b w:val="0"/>
-                <w:i w:val="0"/>
-                <w:sz w:val="22"/>
-              </w:rPr>
             </w:r>
           </w:p>
         </w:tc>
@@ -2066,7 +2027,7 @@
         </w:tc>
         <w:tc>
           <w:tcPr>
-            <w:tcW w:type="dxa" w:w="4536"/>
+            <w:tcW w:type="dxa" w:w="8788"/>
           </w:tcPr>
           <w:p>
             <w:pPr>
@@ -2080,24 +2041,6 @@
                 <w:sz w:val="22"/>
               </w:rPr>
               <w:t>2. Współczesne podejście do rozwoju i kariery w branży IT. Co robić, by zwiększać swoje szanse na praktyki, staż, pracę? Czy wiesz jak się uczyć? Krzywa uczenia się juniora vs. seniora. Metapoznanie. Motywacja. Style poznawcze i strategie uczenia się.</w:t>
-            </w:r>
-          </w:p>
-        </w:tc>
-        <w:tc>
-          <w:tcPr>
-            <w:tcW w:type="dxa" w:w="4252"/>
-          </w:tcPr>
-          <w:p>
-            <w:pPr>
-              <w:spacing w:before="20" w:after="20"/>
-            </w:pPr>
-            <w:r>
-              <w:rPr>
-                <w:rFonts w:ascii="Aptos" w:hAnsi="Aptos"/>
-                <w:b w:val="0"/>
-                <w:i w:val="0"/>
-                <w:sz w:val="22"/>
-              </w:rPr>
             </w:r>
           </w:p>
         </w:tc>
@@ -2124,7 +2067,7 @@
         </w:tc>
         <w:tc>
           <w:tcPr>
-            <w:tcW w:type="dxa" w:w="4536"/>
+            <w:tcW w:type="dxa" w:w="8788"/>
           </w:tcPr>
           <w:p>
             <w:pPr>
@@ -2138,24 +2081,6 @@
                 <w:sz w:val="22"/>
               </w:rPr>
               <w:t>3. Mózg jako kluczowe narzędzie pracy inżyniera. Jak o nie dbać, by służyło długo i efektywnie? Jak osiągać stan koncentracji i poprawiać myślenie analityczne? Metody i narzędzia wspierające tryb pracy głębokiej i radzenie sobie z brakiem skupienia. Mit wielozadaniowości.</w:t>
-            </w:r>
-          </w:p>
-        </w:tc>
-        <w:tc>
-          <w:tcPr>
-            <w:tcW w:type="dxa" w:w="4252"/>
-          </w:tcPr>
-          <w:p>
-            <w:pPr>
-              <w:spacing w:before="20" w:after="20"/>
-            </w:pPr>
-            <w:r>
-              <w:rPr>
-                <w:rFonts w:ascii="Aptos" w:hAnsi="Aptos"/>
-                <w:b w:val="0"/>
-                <w:i w:val="0"/>
-                <w:sz w:val="22"/>
-              </w:rPr>
             </w:r>
           </w:p>
         </w:tc>
@@ -2182,7 +2107,7 @@
         </w:tc>
         <w:tc>
           <w:tcPr>
-            <w:tcW w:type="dxa" w:w="4536"/>
+            <w:tcW w:type="dxa" w:w="8788"/>
           </w:tcPr>
           <w:p>
             <w:pPr>
@@ -2196,24 +2121,6 @@
                 <w:sz w:val="22"/>
               </w:rPr>
               <w:t>4. O wpływie kawy, muzyki i powiadomień. Strategie podnoszenia wydajności pracy nad projektem</w:t>
-            </w:r>
-          </w:p>
-        </w:tc>
-        <w:tc>
-          <w:tcPr>
-            <w:tcW w:type="dxa" w:w="4252"/>
-          </w:tcPr>
-          <w:p>
-            <w:pPr>
-              <w:spacing w:before="20" w:after="20"/>
-            </w:pPr>
-            <w:r>
-              <w:rPr>
-                <w:rFonts w:ascii="Aptos" w:hAnsi="Aptos"/>
-                <w:b w:val="0"/>
-                <w:i w:val="0"/>
-                <w:sz w:val="22"/>
-              </w:rPr>
             </w:r>
           </w:p>
         </w:tc>
@@ -2240,7 +2147,7 @@
         </w:tc>
         <w:tc>
           <w:tcPr>
-            <w:tcW w:type="dxa" w:w="4536"/>
+            <w:tcW w:type="dxa" w:w="8788"/>
           </w:tcPr>
           <w:p>
             <w:pPr>
@@ -2254,24 +2161,6 @@
                 <w:sz w:val="22"/>
               </w:rPr>
               <w:t>informatycznym. Techniki zarządzania czasem, organizacji zadań, monitorowania postępów. Czemu służy retrospektywa i jak ją przeprowadzać? Prokrastynacja. Intuicja kontra wzory. Czy inżynier może myśleć</w:t>
-            </w:r>
-          </w:p>
-        </w:tc>
-        <w:tc>
-          <w:tcPr>
-            <w:tcW w:type="dxa" w:w="4252"/>
-          </w:tcPr>
-          <w:p>
-            <w:pPr>
-              <w:spacing w:before="20" w:after="20"/>
-            </w:pPr>
-            <w:r>
-              <w:rPr>
-                <w:rFonts w:ascii="Aptos" w:hAnsi="Aptos"/>
-                <w:b w:val="0"/>
-                <w:i w:val="0"/>
-                <w:sz w:val="22"/>
-              </w:rPr>
             </w:r>
           </w:p>
         </w:tc>
@@ -2298,7 +2187,7 @@
         </w:tc>
         <w:tc>
           <w:tcPr>
-            <w:tcW w:type="dxa" w:w="4536"/>
+            <w:tcW w:type="dxa" w:w="8788"/>
           </w:tcPr>
           <w:p>
             <w:pPr>
@@ -2312,24 +2201,6 @@
                 <w:sz w:val="22"/>
               </w:rPr>
               <w:t>twórczo? Stan flow i strategie rozwiązywania problemów. Metody i narzędzia wspierające kreatywne aspekty pracy inżyniera.</w:t>
-            </w:r>
-          </w:p>
-        </w:tc>
-        <w:tc>
-          <w:tcPr>
-            <w:tcW w:type="dxa" w:w="4252"/>
-          </w:tcPr>
-          <w:p>
-            <w:pPr>
-              <w:spacing w:before="20" w:after="20"/>
-            </w:pPr>
-            <w:r>
-              <w:rPr>
-                <w:rFonts w:ascii="Aptos" w:hAnsi="Aptos"/>
-                <w:b w:val="0"/>
-                <w:i w:val="0"/>
-                <w:sz w:val="22"/>
-              </w:rPr>
             </w:r>
           </w:p>
         </w:tc>
@@ -2356,7 +2227,7 @@
         </w:tc>
         <w:tc>
           <w:tcPr>
-            <w:tcW w:type="dxa" w:w="4536"/>
+            <w:tcW w:type="dxa" w:w="8788"/>
           </w:tcPr>
           <w:p>
             <w:pPr>
@@ -2370,24 +2241,6 @@
                 <w:sz w:val="22"/>
               </w:rPr>
               <w:t>5. Radzenie sobie ze stresem i wypaleniem w trakcie realizacji projektu informatycznego. Higiena pracy intelektualnej. Zasady cyfrowej higieny. Dlaczego drużyny składające się z samych gwiazd niemal zawsze wypadają poniżej oczekiwań? Skuteczne sposoby budowania zespołów inżynierskich.</w:t>
-            </w:r>
-          </w:p>
-        </w:tc>
-        <w:tc>
-          <w:tcPr>
-            <w:tcW w:type="dxa" w:w="4252"/>
-          </w:tcPr>
-          <w:p>
-            <w:pPr>
-              <w:spacing w:before="20" w:after="20"/>
-            </w:pPr>
-            <w:r>
-              <w:rPr>
-                <w:rFonts w:ascii="Aptos" w:hAnsi="Aptos"/>
-                <w:b w:val="0"/>
-                <w:i w:val="0"/>
-                <w:sz w:val="22"/>
-              </w:rPr>
             </w:r>
           </w:p>
         </w:tc>
@@ -2414,7 +2267,7 @@
         </w:tc>
         <w:tc>
           <w:tcPr>
-            <w:tcW w:type="dxa" w:w="4536"/>
+            <w:tcW w:type="dxa" w:w="8788"/>
           </w:tcPr>
           <w:p>
             <w:pPr>
@@ -2428,24 +2281,6 @@
                 <w:sz w:val="22"/>
               </w:rPr>
               <w:t>6. Jak nie wpaść w pułapkę próżniactwa społecznego, myślenia grupowego oraz nie ulegać błędom poznawczym w trakcie realizacji projektu. Zasady skutecznej współpracy. Praca zespołowa jako doświadczenie efektywnego uczenia się od siebie nawzajem. Dlaczego i jak komunikować pomysły, odmienne zdanie, niezadowolenie z prac, problemy? W jaki sposób zadawać pytania i prosić o wsparcie? Informacja zwrotna i konstruktywna krytyka.</w:t>
-            </w:r>
-          </w:p>
-        </w:tc>
-        <w:tc>
-          <w:tcPr>
-            <w:tcW w:type="dxa" w:w="4252"/>
-          </w:tcPr>
-          <w:p>
-            <w:pPr>
-              <w:spacing w:before="20" w:after="20"/>
-            </w:pPr>
-            <w:r>
-              <w:rPr>
-                <w:rFonts w:ascii="Aptos" w:hAnsi="Aptos"/>
-                <w:b w:val="0"/>
-                <w:i w:val="0"/>
-                <w:sz w:val="22"/>
-              </w:rPr>
             </w:r>
           </w:p>
         </w:tc>
@@ -2472,7 +2307,7 @@
         </w:tc>
         <w:tc>
           <w:tcPr>
-            <w:tcW w:type="dxa" w:w="4536"/>
+            <w:tcW w:type="dxa" w:w="8788"/>
           </w:tcPr>
           <w:p>
             <w:pPr>
@@ -2486,24 +2321,6 @@
                 <w:sz w:val="22"/>
               </w:rPr>
               <w:t>7. Jak koordynować pracę i rozwiązywać problemy w zespole informatycznym? Metodyka pracy zespołów wirtualnych i rozproszonych. Zdalne zarządzanie zespołowym projektem informatycznym.</w:t>
-            </w:r>
-          </w:p>
-        </w:tc>
-        <w:tc>
-          <w:tcPr>
-            <w:tcW w:type="dxa" w:w="4252"/>
-          </w:tcPr>
-          <w:p>
-            <w:pPr>
-              <w:spacing w:before="20" w:after="20"/>
-            </w:pPr>
-            <w:r>
-              <w:rPr>
-                <w:rFonts w:ascii="Aptos" w:hAnsi="Aptos"/>
-                <w:b w:val="0"/>
-                <w:i w:val="0"/>
-                <w:sz w:val="22"/>
-              </w:rPr>
             </w:r>
           </w:p>
         </w:tc>
